--- a/FlowDesk_Marketing_Strategy.docx
+++ b/FlowDesk_Marketing_Strategy.docx
@@ -1,6 +1,6 @@
 
 <file path=word/document.xml><?xml version="1.0" encoding="utf-8"?>
-<w:document xmlns:wpc="http://schemas.microsoft.com/office/word/2010/wordprocessingCanvas" xmlns:mc="http://schemas.openxmlformats.org/markup-compatibility/2006" xmlns:o="urn:schemas-microsoft-com:office:office" xmlns:r="http://schemas.openxmlformats.org/officeDocument/2006/relationships" xmlns:m="http://schemas.openxmlformats.org/officeDocument/2006/math" xmlns:v="urn:schemas-microsoft-com:vml" xmlns:wp14="http://schemas.microsoft.com/office/word/2010/wordprocessingDrawing" xmlns:wp="http://schemas.openxmlformats.org/drawingml/2006/wordprocessingDrawing" xmlns:w10="urn:schemas-microsoft-com:office:word" xmlns:w="http://schemas.openxmlformats.org/wordprocessingml/2006/main" xmlns:w14="http://schemas.microsoft.com/office/word/2010/wordml" xmlns:w15="http://schemas.microsoft.com/office/word/2012/wordml" xmlns:wpg="http://schemas.microsoft.com/office/word/2010/wordprocessingGroup" xmlns:wpi="http://schemas.microsoft.com/office/word/2010/wordprocessingInk" xmlns:wne="http://schemas.microsoft.com/office/word/2006/wordml" xmlns:wps="http://schemas.microsoft.com/office/word/2010/wordprocessingShape" xmlns:cx="http://schemas.microsoft.com/office/drawing/2014/chartex" xmlns:cx1="http://schemas.microsoft.com/office/drawing/2015/9/8/chartex" xmlns:cx2="http://schemas.microsoft.com/office/drawing/2015/10/21/chartex" xmlns:cx3="http://schemas.microsoft.com/office/drawing/2016/5/9/chartex" xmlns:cx4="http://schemas.microsoft.com/office/drawing/2016/5/10/chartex" xmlns:cx5="http://schemas.microsoft.com/office/drawing/2016/5/11/chartex" xmlns:cx6="http://schemas.microsoft.com/office/drawing/2016/5/12/chartex" xmlns:cx7="http://schemas.microsoft.com/office/drawing/2016/5/13/chartex" xmlns:cx8="http://schemas.microsoft.com/office/drawing/2016/5/14/chartex" xmlns:aink="http://schemas.microsoft.com/office/drawing/2016/ink" xmlns:am3d="http://schemas.microsoft.com/office/drawing/2017/model3d" xmlns:w16cex="http://schemas.microsoft.com/office/word/2018/wordml/cex" xmlns:w16cid="http://schemas.microsoft.com/office/word/2016/wordml/cid" xmlns:w16="http://schemas.microsoft.com/office/word/2018/wordml" xmlns:w16sdtdh="http://schemas.microsoft.com/office/word/2020/wordml/sdtdatahash" xmlns:w16se="http://schemas.microsoft.com/office/word/2015/wordml/symex" mc:Ignorable="w14 w15 wp14">
+<w:document xmlns:wpc="http://schemas.microsoft.com/office/word/2010/wordprocessingCanvas" xmlns:mc="http://schemas.openxmlformats.org/markup-compatibility/2006" xmlns:o="urn:schemas-microsoft-com:office:office" xmlns:r="http://schemas.openxmlformats.org/officeDocument/2006/relationships" xmlns:m="http://schemas.openxmlformats.org/officeDocument/2006/math" xmlns:v="urn:schemas-microsoft-com:vml" xmlns:wp14="http://schemas.microsoft.com/office/word/2010/wordprocessingDrawing" xmlns:wp="http://schemas.openxmlformats.org/drawingml/2006/wordprocessingDrawing" xmlns:w="http://schemas.openxmlformats.org/wordprocessingml/2006/main" xmlns:w14="http://schemas.microsoft.com/office/word/2010/wordml" xmlns:w10="urn:schemas-microsoft-com:office:word" xmlns:w15="http://schemas.microsoft.com/office/word/2012/wordml" xmlns:wpg="http://schemas.microsoft.com/office/word/2010/wordprocessingGroup" xmlns:wpi="http://schemas.microsoft.com/office/word/2010/wordprocessingInk" xmlns:wne="http://schemas.microsoft.com/office/word/2006/wordml" xmlns:wps="http://schemas.microsoft.com/office/word/2010/wordprocessingShape" xmlns:wpsCustomData="http://www.wps.cn/officeDocument/2013/wpsCustomData" mc:Ignorable="w14 w15 wp14">
   <w:body>
     <w:p>
       <w:pPr>
@@ -19,7 +19,7 @@
           <w:sz w:val="64"/>
           <w:szCs w:val="64"/>
         </w:rPr>
-        <w:t xml:space="preserve">FlowDesk</w:t>
+        <w:t>FlowDesk</w:t>
       </w:r>
     </w:p>
     <w:p>
@@ -35,7 +35,7 @@
           <w:sz w:val="30"/>
           <w:szCs w:val="30"/>
         </w:rPr>
-        <w:t xml:space="preserve">30-Day Multi-Channel Growth Marketing Campaign Strategy</w:t>
+        <w:t>30-Day Multi-Channel Growth Marketing Campaign Strategy</w:t>
       </w:r>
     </w:p>
     <w:p>
@@ -50,7 +50,7 @@
           <w:sz w:val="22"/>
           <w:szCs w:val="22"/>
         </w:rPr>
-        <w:t xml:space="preserve">Prepared for: Devnexes Digital Solutions Internship Program</w:t>
+        <w:t>Prepared for: Devnexes Digital Solutions Internship Program</w:t>
       </w:r>
     </w:p>
     <w:p>
@@ -63,7 +63,7 @@
           <w:sz w:val="20"/>
           <w:szCs w:val="20"/>
         </w:rPr>
-        <w:t xml:space="preserve">Domain Track: Digital Marketing  |  1-Month Practical Implementation Project</w:t>
+        <w:t>Domain Track: Digital Marketing  |  1-Month Practical Implementation Project</w:t>
       </w:r>
     </w:p>
     <w:p>
@@ -73,11 +73,11 @@
     </w:p>
     <w:p>
       <w:pPr>
-        <w:pStyle w:val="Heading1"/>
-        <w:spacing w:after="200" w:before="400"/>
-      </w:pPr>
-      <w:r>
-        <w:t xml:space="preserve">1. Product Overview</w:t>
+        <w:pStyle w:val="2"/>
+        <w:spacing w:before="400" w:after="200"/>
+      </w:pPr>
+      <w:r>
+        <w:t>1. Product Overview</w:t>
       </w:r>
     </w:p>
     <w:p>
@@ -92,7 +92,7 @@
         <w:t xml:space="preserve">Product name: </w:t>
       </w:r>
       <w:r>
-        <w:t xml:space="preserve">FlowDesk</w:t>
+        <w:t>FlowDesk</w:t>
       </w:r>
     </w:p>
     <w:p>
@@ -107,7 +107,7 @@
         <w:t xml:space="preserve">Tagline: </w:t>
       </w:r>
       <w:r>
-        <w:t xml:space="preserve">One dashboard for every project, update, and deadline.</w:t>
+        <w:t>One dashboard for every project, update, and deadline.</w:t>
       </w:r>
     </w:p>
     <w:p>
@@ -122,7 +122,7 @@
         <w:t xml:space="preserve">Category: </w:t>
       </w:r>
       <w:r>
-        <w:t xml:space="preserve">AI-powered project management &amp; team collaboration software</w:t>
+        <w:t>AI-powered project management &amp; team collaboration software</w:t>
       </w:r>
     </w:p>
     <w:p>
@@ -137,7 +137,7 @@
         <w:t xml:space="preserve">Target market: </w:t>
       </w:r>
       <w:r>
-        <w:t xml:space="preserve">Small-to-midsize businesses (SMBs), 10-200 employees, across professional services, SaaS, and creative agencies</w:t>
+        <w:t>Small-to-midsize businesses (SMBs), 10-200 employees, across professional services, SaaS, and creative agencies</w:t>
       </w:r>
     </w:p>
     <w:p>
@@ -152,7 +152,7 @@
         <w:t xml:space="preserve">Core value proposition: </w:t>
       </w:r>
       <w:r>
-        <w:t xml:space="preserve">FlowDesk automatically turns task activity into clear, shareable status reports, eliminating manual status meetings and spreadsheet-based tracking</w:t>
+        <w:t>FlowDesk automatically turns task activity into clear, shareable status reports, eliminating manual status meetings and spreadsheet-based tracking</w:t>
       </w:r>
     </w:p>
     <w:p>
@@ -167,7 +167,7 @@
         <w:t xml:space="preserve">Key features: </w:t>
       </w:r>
       <w:r>
-        <w:t xml:space="preserve">AI-generated status reports, Kanban/list task boards, time tracking, native Slack/Gmail/Google Calendar integrations, client-facing shareable dashboards</w:t>
+        <w:t>AI-generated status reports, Kanban/list task boards, time tracking, native Slack/Gmail/Google Calendar integrations, client-facing shareable dashboards</w:t>
       </w:r>
     </w:p>
     <w:p>
@@ -182,7 +182,7 @@
         <w:t xml:space="preserve">Pricing: </w:t>
       </w:r>
       <w:r>
-        <w:t xml:space="preserve">Free plan (up to 3 users), Starter $12/user/month, Pro $24/user/month, Enterprise (custom pricing)</w:t>
+        <w:t>Free plan (up to 3 users), Starter $12/user/month, Pro $24/user/month, Enterprise (custom pricing)</w:t>
       </w:r>
     </w:p>
     <w:p>
@@ -197,34 +197,34 @@
         <w:t xml:space="preserve">Main competitors: </w:t>
       </w:r>
       <w:r>
-        <w:t xml:space="preserve">Asana, Monday.com, Trello, ClickUp</w:t>
-      </w:r>
-    </w:p>
-    <w:p>
-      <w:pPr>
-        <w:pStyle w:val="Heading1"/>
-        <w:spacing w:after="200" w:before="400"/>
-      </w:pPr>
-      <w:r>
-        <w:t xml:space="preserve">2. Module 1 — Customer Personas &amp; Funnel Strategy</w:t>
-      </w:r>
-    </w:p>
-    <w:p>
-      <w:pPr>
-        <w:pStyle w:val="Heading2"/>
-        <w:spacing w:after="150" w:before="300"/>
-      </w:pPr>
-      <w:r>
-        <w:t xml:space="preserve">2.1 Ideal Customer Profiles (ICP)</w:t>
-      </w:r>
-    </w:p>
-    <w:p>
-      <w:pPr>
-        <w:pStyle w:val="Heading3"/>
-        <w:spacing w:after="100" w:before="200"/>
-      </w:pPr>
-      <w:r>
-        <w:t xml:space="preserve">Persona 1: "Operations Olivia"</w:t>
+        <w:t>Asana, Monday.com, Trello, ClickUp</w:t>
+      </w:r>
+    </w:p>
+    <w:p>
+      <w:pPr>
+        <w:pStyle w:val="2"/>
+        <w:spacing w:before="400" w:after="200"/>
+      </w:pPr>
+      <w:r>
+        <w:t>2. Module 1 — Customer Personas &amp; Funnel Strategy</w:t>
+      </w:r>
+    </w:p>
+    <w:p>
+      <w:pPr>
+        <w:pStyle w:val="3"/>
+        <w:spacing w:before="300" w:after="150"/>
+      </w:pPr>
+      <w:r>
+        <w:t>2.1 Ideal Customer Profiles (ICP)</w:t>
+      </w:r>
+    </w:p>
+    <w:p>
+      <w:pPr>
+        <w:pStyle w:val="4"/>
+        <w:spacing w:before="200" w:after="100"/>
+      </w:pPr>
+      <w:r>
+        <w:t>Persona 1: "Operations Olivia"</w:t>
       </w:r>
     </w:p>
     <w:p>
@@ -239,7 +239,7 @@
         <w:t xml:space="preserve">Role: </w:t>
       </w:r>
       <w:r>
-        <w:t xml:space="preserve">Operations Manager / Head of Operations</w:t>
+        <w:t>Operations Manager / Head of Operations</w:t>
       </w:r>
     </w:p>
     <w:p>
@@ -254,7 +254,7 @@
         <w:t xml:space="preserve">Company profile: </w:t>
       </w:r>
       <w:r>
-        <w:t xml:space="preserve">50-150 employee B2B services or SaaS company</w:t>
+        <w:t>50-150 employee B2B services or SaaS company</w:t>
       </w:r>
     </w:p>
     <w:p>
@@ -269,7 +269,7 @@
         <w:t xml:space="preserve">Age range: </w:t>
       </w:r>
       <w:r>
-        <w:t xml:space="preserve">32-45</w:t>
+        <w:t>32-45</w:t>
       </w:r>
     </w:p>
     <w:p>
@@ -284,7 +284,7 @@
         <w:t xml:space="preserve">Goals: </w:t>
       </w:r>
       <w:r>
-        <w:t xml:space="preserve">Gain visibility across departments; reduce time spent in status-update meetings; standardize reporting across teams</w:t>
+        <w:t>Gain visibility across departments; reduce time spent in status-update meetings; standardize reporting across teams</w:t>
       </w:r>
     </w:p>
     <w:p>
@@ -299,7 +299,7 @@
         <w:t xml:space="preserve">Pain points: </w:t>
       </w:r>
       <w:r>
-        <w:t xml:space="preserve">Data scattered across Slack, email, and spreadsheets; manual weekly report compilation takes 3-5 hours; missed deadlines due to lack of cross-team visibility</w:t>
+        <w:t>Data scattered across Slack, email, and spreadsheets; manual weekly report compilation takes 3-5 hours; missed deadlines due to lack of cross-team visibility</w:t>
       </w:r>
     </w:p>
     <w:p>
@@ -314,7 +314,7 @@
         <w:t xml:space="preserve">Where they spend time online: </w:t>
       </w:r>
       <w:r>
-        <w:t xml:space="preserve">LinkedIn, operations-focused newsletters (e.g. Operations Weekly), G2/Capterra review pages</w:t>
+        <w:t>LinkedIn, operations-focused newsletters (e.g. Operations Weekly), G2/Capterra review pages</w:t>
       </w:r>
     </w:p>
     <w:p>
@@ -329,16 +329,16 @@
         <w:t xml:space="preserve">Funnel entry point: </w:t>
       </w:r>
       <w:r>
-        <w:t xml:space="preserve">TOFU — educational content on operational efficiency and reporting overhead</w:t>
-      </w:r>
-    </w:p>
-    <w:p>
-      <w:pPr>
-        <w:pStyle w:val="Heading3"/>
-        <w:spacing w:after="100" w:before="200"/>
-      </w:pPr>
-      <w:r>
-        <w:t xml:space="preserve">Persona 2: "Startup Sam"</w:t>
+        <w:t>TOFU — educational content on operational efficiency and reporting overhead</w:t>
+      </w:r>
+    </w:p>
+    <w:p>
+      <w:pPr>
+        <w:pStyle w:val="4"/>
+        <w:spacing w:before="200" w:after="100"/>
+      </w:pPr>
+      <w:r>
+        <w:t>Persona 2: "Startup Sam"</w:t>
       </w:r>
     </w:p>
     <w:p>
@@ -353,7 +353,7 @@
         <w:t xml:space="preserve">Role: </w:t>
       </w:r>
       <w:r>
-        <w:t xml:space="preserve">Founder / CEO</w:t>
+        <w:t>Founder / CEO</w:t>
       </w:r>
     </w:p>
     <w:p>
@@ -368,7 +368,7 @@
         <w:t xml:space="preserve">Company profile: </w:t>
       </w:r>
       <w:r>
-        <w:t xml:space="preserve">10-30 person early-stage startup, seed to Series A</w:t>
+        <w:t>10-30 person early-stage startup, seed to Series A</w:t>
       </w:r>
     </w:p>
     <w:p>
@@ -383,7 +383,7 @@
         <w:t xml:space="preserve">Age range: </w:t>
       </w:r>
       <w:r>
-        <w:t xml:space="preserve">28-38</w:t>
+        <w:t>28-38</w:t>
       </w:r>
     </w:p>
     <w:p>
@@ -398,7 +398,7 @@
         <w:t xml:space="preserve">Goals: </w:t>
       </w:r>
       <w:r>
-        <w:t xml:space="preserve">Ship product fast; keep a small team aligned without heavyweight process; keep software costs low</w:t>
+        <w:t>Ship product fast; keep a small team aligned without heavyweight process; keep software costs low</w:t>
       </w:r>
     </w:p>
     <w:p>
@@ -413,7 +413,7 @@
         <w:t xml:space="preserve">Pain points: </w:t>
       </w:r>
       <w:r>
-        <w:t xml:space="preserve">Wears too many hats to chase status updates manually; skeptical of 'enterprise' tools that feel bloated; budget-conscious</w:t>
+        <w:t>Wears too many hats to chase status updates manually; skeptical of 'enterprise' tools that feel bloated; budget-conscious</w:t>
       </w:r>
     </w:p>
     <w:p>
@@ -428,7 +428,7 @@
         <w:t xml:space="preserve">Where they spend time online: </w:t>
       </w:r>
       <w:r>
-        <w:t xml:space="preserve">Twitter/X (startup and indie-hacker community), Product Hunt, LinkedIn founder groups</w:t>
+        <w:t>Twitter/X (startup and indie-hacker community), Product Hunt, LinkedIn founder groups</w:t>
       </w:r>
     </w:p>
     <w:p>
@@ -443,16 +443,16 @@
         <w:t xml:space="preserve">Funnel entry point: </w:t>
       </w:r>
       <w:r>
-        <w:t xml:space="preserve">TOFU — via relatable founder pain-point content and X threads</w:t>
-      </w:r>
-    </w:p>
-    <w:p>
-      <w:pPr>
-        <w:pStyle w:val="Heading3"/>
-        <w:spacing w:after="100" w:before="200"/>
-      </w:pPr>
-      <w:r>
-        <w:t xml:space="preserve">Persona 3: "Agency Amy"</w:t>
+        <w:t>TOFU — via relatable founder pain-point content and X threads</w:t>
+      </w:r>
+    </w:p>
+    <w:p>
+      <w:pPr>
+        <w:pStyle w:val="4"/>
+        <w:spacing w:before="200" w:after="100"/>
+      </w:pPr>
+      <w:r>
+        <w:t>Persona 3: "Agency Amy"</w:t>
       </w:r>
     </w:p>
     <w:p>
@@ -467,7 +467,7 @@
         <w:t xml:space="preserve">Role: </w:t>
       </w:r>
       <w:r>
-        <w:t xml:space="preserve">Project Lead / Account Director</w:t>
+        <w:t>Project Lead / Account Director</w:t>
       </w:r>
     </w:p>
     <w:p>
@@ -482,7 +482,7 @@
         <w:t xml:space="preserve">Company profile: </w:t>
       </w:r>
       <w:r>
-        <w:t xml:space="preserve">20-80 person creative or marketing agency managing multiple client accounts</w:t>
+        <w:t>20-80 person creative or marketing agency managing multiple client accounts</w:t>
       </w:r>
     </w:p>
     <w:p>
@@ -497,7 +497,7 @@
         <w:t xml:space="preserve">Age range: </w:t>
       </w:r>
       <w:r>
-        <w:t xml:space="preserve">27-40</w:t>
+        <w:t>27-40</w:t>
       </w:r>
     </w:p>
     <w:p>
@@ -512,7 +512,7 @@
         <w:t xml:space="preserve">Goals: </w:t>
       </w:r>
       <w:r>
-        <w:t xml:space="preserve">Keep multiple client projects on track simultaneously; give clients transparent, professional reporting; reduce scope creep</w:t>
+        <w:t>Keep multiple client projects on track simultaneously; give clients transparent, professional reporting; reduce scope creep</w:t>
       </w:r>
     </w:p>
     <w:p>
@@ -527,7 +527,7 @@
         <w:t xml:space="preserve">Pain points: </w:t>
       </w:r>
       <w:r>
-        <w:t xml:space="preserve">Juggling deadlines across tools for different clients; building status decks manually eats billable hours; clients ask 'what's the status?' constantly</w:t>
+        <w:t>Juggling deadlines across tools for different clients; building status decks manually eats billable hours; clients ask 'what's the status?' constantly</w:t>
       </w:r>
     </w:p>
     <w:p>
@@ -542,7 +542,7 @@
         <w:t xml:space="preserve">Where they spend time online: </w:t>
       </w:r>
       <w:r>
-        <w:t xml:space="preserve">LinkedIn agency groups, industry Slack communities, agency-focused blogs (e.g. Agency Analytics blog)</w:t>
+        <w:t>LinkedIn agency groups, industry Slack communities, agency-focused blogs (e.g. Agency Analytics blog)</w:t>
       </w:r>
     </w:p>
     <w:p>
@@ -557,16 +557,16 @@
         <w:t xml:space="preserve">Funnel entry point: </w:t>
       </w:r>
       <w:r>
-        <w:t xml:space="preserve">MOFU — enters via comparison content and client-reporting case studies</w:t>
-      </w:r>
-    </w:p>
-    <w:p>
-      <w:pPr>
-        <w:pStyle w:val="Heading2"/>
-        <w:spacing w:after="150" w:before="300"/>
-      </w:pPr>
-      <w:r>
-        <w:t xml:space="preserve">2.2 Marketing Funnel Mapping</w:t>
+        <w:t>MOFU — enters via comparison content and client-reporting case studies</w:t>
+      </w:r>
+    </w:p>
+    <w:p>
+      <w:pPr>
+        <w:pStyle w:val="3"/>
+        <w:spacing w:before="300" w:after="150"/>
+      </w:pPr>
+      <w:r>
+        <w:t>2.2 Marketing Funnel Mapping</w:t>
       </w:r>
     </w:p>
     <w:p>
@@ -574,20 +574,29 @@
         <w:spacing w:after="120"/>
       </w:pPr>
       <w:r>
-        <w:t xml:space="preserve">Every piece of content and every ad created in this campaign is mapped to one of three funnel stages so that messaging always matches the audience's readiness to buy:</w:t>
+        <w:t>Every piece of content and every ad created in this campaign is mapped to one of three funnel stages so that messaging always matches the audience's readiness to buy:</w:t>
       </w:r>
     </w:p>
     <w:tbl>
       <w:tblPr>
-        <w:tblW w:type="dxa" w:w="9400"/>
+        <w:tblStyle w:val="9"/>
+        <w:tblW w:w="9400" w:type="dxa"/>
+        <w:tblInd w:w="0" w:type="dxa"/>
         <w:tblBorders>
-          <w:top w:val="single" w:color="auto" w:sz="4"/>
-          <w:left w:val="single" w:color="auto" w:sz="4"/>
-          <w:bottom w:val="single" w:color="auto" w:sz="4"/>
-          <w:right w:val="single" w:color="auto" w:sz="4"/>
-          <w:insideH w:val="single" w:color="auto" w:sz="4"/>
-          <w:insideV w:val="single" w:color="auto" w:sz="4"/>
+          <w:top w:val="single" w:color="auto" w:sz="4" w:space="0"/>
+          <w:left w:val="single" w:color="auto" w:sz="4" w:space="0"/>
+          <w:bottom w:val="single" w:color="auto" w:sz="4" w:space="0"/>
+          <w:right w:val="single" w:color="auto" w:sz="4" w:space="0"/>
+          <w:insideH w:val="single" w:color="auto" w:sz="4" w:space="0"/>
+          <w:insideV w:val="single" w:color="auto" w:sz="4" w:space="0"/>
         </w:tblBorders>
+        <w:tblLayout w:type="autofit"/>
+        <w:tblCellMar>
+          <w:top w:w="0" w:type="dxa"/>
+          <w:left w:w="10" w:type="dxa"/>
+          <w:bottom w:w="0" w:type="dxa"/>
+          <w:right w:w="10" w:type="dxa"/>
+        </w:tblCellMar>
       </w:tblPr>
       <w:tblGrid>
         <w:gridCol w:w="1600"/>
@@ -595,18 +604,28 @@
         <w:gridCol w:w="4200"/>
       </w:tblGrid>
       <w:tr>
+        <w:tblPrEx>
+          <w:tblBorders>
+            <w:top w:val="single" w:color="auto" w:sz="4" w:space="0"/>
+            <w:left w:val="single" w:color="auto" w:sz="4" w:space="0"/>
+            <w:bottom w:val="single" w:color="auto" w:sz="4" w:space="0"/>
+            <w:right w:val="single" w:color="auto" w:sz="4" w:space="0"/>
+            <w:insideH w:val="single" w:color="auto" w:sz="4" w:space="0"/>
+            <w:insideV w:val="single" w:color="auto" w:sz="4" w:space="0"/>
+          </w:tblBorders>
+        </w:tblPrEx>
         <w:trPr>
           <w:tblHeader/>
         </w:trPr>
         <w:tc>
           <w:tcPr>
-            <w:tcW w:type="dxa" w:w="1600"/>
-            <w:shd w:fill="1F3864" w:val="clear"/>
-            <w:tcMar>
-              <w:top w:type="dxa" w:w="80"/>
-              <w:left w:type="dxa" w:w="100"/>
-              <w:bottom w:type="dxa" w:w="80"/>
-              <w:right w:type="dxa" w:w="100"/>
+            <w:tcW w:w="1600" w:type="dxa"/>
+            <w:shd w:val="clear" w:color="auto" w:fill="1F3864"/>
+            <w:tcMar>
+              <w:top w:w="80" w:type="dxa"/>
+              <w:left w:w="100" w:type="dxa"/>
+              <w:bottom w:w="80" w:type="dxa"/>
+              <w:right w:w="100" w:type="dxa"/>
             </w:tcMar>
           </w:tcPr>
           <w:p>
@@ -616,19 +635,19 @@
                 <w:bCs/>
                 <w:color w:val="FFFFFF"/>
               </w:rPr>
-              <w:t xml:space="preserve">Stage</w:t>
-            </w:r>
-          </w:p>
-        </w:tc>
-        <w:tc>
-          <w:tcPr>
-            <w:tcW w:type="dxa" w:w="3600"/>
-            <w:shd w:fill="1F3864" w:val="clear"/>
-            <w:tcMar>
-              <w:top w:type="dxa" w:w="80"/>
-              <w:left w:type="dxa" w:w="100"/>
-              <w:bottom w:type="dxa" w:w="80"/>
-              <w:right w:type="dxa" w:w="100"/>
+              <w:t>Stage</w:t>
+            </w:r>
+          </w:p>
+        </w:tc>
+        <w:tc>
+          <w:tcPr>
+            <w:tcW w:w="3600" w:type="dxa"/>
+            <w:shd w:val="clear" w:color="auto" w:fill="1F3864"/>
+            <w:tcMar>
+              <w:top w:w="80" w:type="dxa"/>
+              <w:left w:w="100" w:type="dxa"/>
+              <w:bottom w:w="80" w:type="dxa"/>
+              <w:right w:w="100" w:type="dxa"/>
             </w:tcMar>
           </w:tcPr>
           <w:p>
@@ -638,19 +657,19 @@
                 <w:bCs/>
                 <w:color w:val="FFFFFF"/>
               </w:rPr>
-              <w:t xml:space="preserve">Goal</w:t>
-            </w:r>
-          </w:p>
-        </w:tc>
-        <w:tc>
-          <w:tcPr>
-            <w:tcW w:type="dxa" w:w="4200"/>
-            <w:shd w:fill="1F3864" w:val="clear"/>
-            <w:tcMar>
-              <w:top w:type="dxa" w:w="80"/>
-              <w:left w:type="dxa" w:w="100"/>
-              <w:bottom w:type="dxa" w:w="80"/>
-              <w:right w:type="dxa" w:w="100"/>
+              <w:t>Goal</w:t>
+            </w:r>
+          </w:p>
+        </w:tc>
+        <w:tc>
+          <w:tcPr>
+            <w:tcW w:w="4200" w:type="dxa"/>
+            <w:shd w:val="clear" w:color="auto" w:fill="1F3864"/>
+            <w:tcMar>
+              <w:top w:w="80" w:type="dxa"/>
+              <w:left w:w="100" w:type="dxa"/>
+              <w:bottom w:w="80" w:type="dxa"/>
+              <w:right w:w="100" w:type="dxa"/>
             </w:tcMar>
           </w:tcPr>
           <w:p>
@@ -660,205 +679,253 @@
                 <w:bCs/>
                 <w:color w:val="FFFFFF"/>
               </w:rPr>
-              <w:t xml:space="preserve">Content Types</w:t>
+              <w:t>Content Types</w:t>
             </w:r>
           </w:p>
         </w:tc>
       </w:tr>
       <w:tr>
-        <w:tc>
-          <w:tcPr>
-            <w:tcW w:type="dxa" w:w="1600"/>
-            <w:tcMar>
-              <w:top w:type="dxa" w:w="80"/>
-              <w:left w:type="dxa" w:w="100"/>
-              <w:bottom w:type="dxa" w:w="80"/>
-              <w:right w:type="dxa" w:w="100"/>
-            </w:tcMar>
-          </w:tcPr>
-          <w:p>
-            <w:r>
-              <w:rPr>
-                <w:b w:val="false"/>
-                <w:bCs w:val="false"/>
+        <w:tblPrEx>
+          <w:tblBorders>
+            <w:top w:val="single" w:color="auto" w:sz="4" w:space="0"/>
+            <w:left w:val="single" w:color="auto" w:sz="4" w:space="0"/>
+            <w:bottom w:val="single" w:color="auto" w:sz="4" w:space="0"/>
+            <w:right w:val="single" w:color="auto" w:sz="4" w:space="0"/>
+            <w:insideH w:val="single" w:color="auto" w:sz="4" w:space="0"/>
+            <w:insideV w:val="single" w:color="auto" w:sz="4" w:space="0"/>
+          </w:tblBorders>
+          <w:tblCellMar>
+            <w:top w:w="0" w:type="dxa"/>
+            <w:left w:w="10" w:type="dxa"/>
+            <w:bottom w:w="0" w:type="dxa"/>
+            <w:right w:w="10" w:type="dxa"/>
+          </w:tblCellMar>
+        </w:tblPrEx>
+        <w:tc>
+          <w:tcPr>
+            <w:tcW w:w="1600" w:type="dxa"/>
+            <w:tcMar>
+              <w:top w:w="80" w:type="dxa"/>
+              <w:left w:w="100" w:type="dxa"/>
+              <w:bottom w:w="80" w:type="dxa"/>
+              <w:right w:w="100" w:type="dxa"/>
+            </w:tcMar>
+          </w:tcPr>
+          <w:p>
+            <w:r>
+              <w:rPr>
+                <w:b w:val="0"/>
+                <w:bCs w:val="0"/>
                 <w:color w:val="000000"/>
               </w:rPr>
-              <w:t xml:space="preserve">TOFU
+              <w:t>TOFU
 (Awareness)</w:t>
             </w:r>
           </w:p>
         </w:tc>
         <w:tc>
           <w:tcPr>
-            <w:tcW w:type="dxa" w:w="3600"/>
-            <w:tcMar>
-              <w:top w:type="dxa" w:w="80"/>
-              <w:left w:type="dxa" w:w="100"/>
-              <w:bottom w:type="dxa" w:w="80"/>
-              <w:right w:type="dxa" w:w="100"/>
-            </w:tcMar>
-          </w:tcPr>
-          <w:p>
-            <w:r>
-              <w:rPr>
-                <w:b w:val="false"/>
-                <w:bCs w:val="false"/>
+            <w:tcW w:w="3600" w:type="dxa"/>
+            <w:tcMar>
+              <w:top w:w="80" w:type="dxa"/>
+              <w:left w:w="100" w:type="dxa"/>
+              <w:bottom w:w="80" w:type="dxa"/>
+              <w:right w:w="100" w:type="dxa"/>
+            </w:tcMar>
+          </w:tcPr>
+          <w:p>
+            <w:r>
+              <w:rPr>
+                <w:b w:val="0"/>
+                <w:bCs w:val="0"/>
                 <w:color w:val="000000"/>
               </w:rPr>
-              <w:t xml:space="preserve">Get in front of people who have the problem but aren't looking for a tool yet</w:t>
-            </w:r>
-          </w:p>
-        </w:tc>
-        <w:tc>
-          <w:tcPr>
-            <w:tcW w:type="dxa" w:w="4200"/>
-            <w:tcMar>
-              <w:top w:type="dxa" w:w="80"/>
-              <w:left w:type="dxa" w:w="100"/>
-              <w:bottom w:type="dxa" w:w="80"/>
-              <w:right w:type="dxa" w:w="100"/>
-            </w:tcMar>
-          </w:tcPr>
-          <w:p>
-            <w:r>
-              <w:rPr>
-                <w:b w:val="false"/>
-                <w:bCs w:val="false"/>
+              <w:t>Get in front of people who have the problem but aren't looking for a tool yet</w:t>
+            </w:r>
+          </w:p>
+        </w:tc>
+        <w:tc>
+          <w:tcPr>
+            <w:tcW w:w="4200" w:type="dxa"/>
+            <w:tcMar>
+              <w:top w:w="80" w:type="dxa"/>
+              <w:left w:w="100" w:type="dxa"/>
+              <w:bottom w:w="80" w:type="dxa"/>
+              <w:right w:w="100" w:type="dxa"/>
+            </w:tcMar>
+          </w:tcPr>
+          <w:p>
+            <w:r>
+              <w:rPr>
+                <w:b w:val="0"/>
+                <w:bCs w:val="0"/>
                 <w:color w:val="000000"/>
               </w:rPr>
-              <w:t xml:space="preserve">Industry stats, relatable pain-point posts, 'signs your team needs X' listicles, memes, X threads</w:t>
+              <w:t>Industry stats, relatable pain-point posts, 'signs your team needs X' listicles, memes, X threads</w:t>
             </w:r>
           </w:p>
         </w:tc>
       </w:tr>
       <w:tr>
-        <w:tc>
-          <w:tcPr>
-            <w:tcW w:type="dxa" w:w="1600"/>
-            <w:tcMar>
-              <w:top w:type="dxa" w:w="80"/>
-              <w:left w:type="dxa" w:w="100"/>
-              <w:bottom w:type="dxa" w:w="80"/>
-              <w:right w:type="dxa" w:w="100"/>
-            </w:tcMar>
-          </w:tcPr>
-          <w:p>
-            <w:r>
-              <w:rPr>
-                <w:b w:val="false"/>
-                <w:bCs w:val="false"/>
+        <w:tblPrEx>
+          <w:tblBorders>
+            <w:top w:val="single" w:color="auto" w:sz="4" w:space="0"/>
+            <w:left w:val="single" w:color="auto" w:sz="4" w:space="0"/>
+            <w:bottom w:val="single" w:color="auto" w:sz="4" w:space="0"/>
+            <w:right w:val="single" w:color="auto" w:sz="4" w:space="0"/>
+            <w:insideH w:val="single" w:color="auto" w:sz="4" w:space="0"/>
+            <w:insideV w:val="single" w:color="auto" w:sz="4" w:space="0"/>
+          </w:tblBorders>
+          <w:tblCellMar>
+            <w:top w:w="0" w:type="dxa"/>
+            <w:left w:w="10" w:type="dxa"/>
+            <w:bottom w:w="0" w:type="dxa"/>
+            <w:right w:w="10" w:type="dxa"/>
+          </w:tblCellMar>
+        </w:tblPrEx>
+        <w:tc>
+          <w:tcPr>
+            <w:tcW w:w="1600" w:type="dxa"/>
+            <w:tcMar>
+              <w:top w:w="80" w:type="dxa"/>
+              <w:left w:w="100" w:type="dxa"/>
+              <w:bottom w:w="80" w:type="dxa"/>
+              <w:right w:w="100" w:type="dxa"/>
+            </w:tcMar>
+          </w:tcPr>
+          <w:p>
+            <w:r>
+              <w:rPr>
+                <w:b w:val="0"/>
+                <w:bCs w:val="0"/>
                 <w:color w:val="000000"/>
               </w:rPr>
-              <w:t xml:space="preserve">MOFU
+              <w:t>MOFU
 (Consideration)</w:t>
             </w:r>
           </w:p>
         </w:tc>
         <w:tc>
           <w:tcPr>
-            <w:tcW w:type="dxa" w:w="3600"/>
-            <w:tcMar>
-              <w:top w:type="dxa" w:w="80"/>
-              <w:left w:type="dxa" w:w="100"/>
-              <w:bottom w:type="dxa" w:w="80"/>
-              <w:right w:type="dxa" w:w="100"/>
-            </w:tcMar>
-          </w:tcPr>
-          <w:p>
-            <w:r>
-              <w:rPr>
-                <w:b w:val="false"/>
-                <w:bCs w:val="false"/>
+            <w:tcW w:w="3600" w:type="dxa"/>
+            <w:tcMar>
+              <w:top w:w="80" w:type="dxa"/>
+              <w:left w:w="100" w:type="dxa"/>
+              <w:bottom w:w="80" w:type="dxa"/>
+              <w:right w:w="100" w:type="dxa"/>
+            </w:tcMar>
+          </w:tcPr>
+          <w:p>
+            <w:r>
+              <w:rPr>
+                <w:b w:val="0"/>
+                <w:bCs w:val="0"/>
                 <w:color w:val="000000"/>
               </w:rPr>
-              <w:t xml:space="preserve">Educate on how FlowDesk solves the problem; build trust vs. alternatives</w:t>
-            </w:r>
-          </w:p>
-        </w:tc>
-        <w:tc>
-          <w:tcPr>
-            <w:tcW w:type="dxa" w:w="4200"/>
-            <w:tcMar>
-              <w:top w:type="dxa" w:w="80"/>
-              <w:left w:type="dxa" w:w="100"/>
-              <w:bottom w:type="dxa" w:w="80"/>
-              <w:right w:type="dxa" w:w="100"/>
-            </w:tcMar>
-          </w:tcPr>
-          <w:p>
-            <w:r>
-              <w:rPr>
-                <w:b w:val="false"/>
-                <w:bCs w:val="false"/>
+              <w:t>Educate on how FlowDesk solves the problem; build trust vs. alternatives</w:t>
+            </w:r>
+          </w:p>
+        </w:tc>
+        <w:tc>
+          <w:tcPr>
+            <w:tcW w:w="4200" w:type="dxa"/>
+            <w:tcMar>
+              <w:top w:w="80" w:type="dxa"/>
+              <w:left w:w="100" w:type="dxa"/>
+              <w:bottom w:w="80" w:type="dxa"/>
+              <w:right w:w="100" w:type="dxa"/>
+            </w:tcMar>
+          </w:tcPr>
+          <w:p>
+            <w:r>
+              <w:rPr>
+                <w:b w:val="0"/>
+                <w:bCs w:val="0"/>
                 <w:color w:val="000000"/>
               </w:rPr>
-              <w:t xml:space="preserve">Feature deep-dives, 'vs Asana/Monday/Trello' comparisons, customer stories, how-to blog posts, webinars</w:t>
+              <w:t>Feature deep-dives, 'vs Asana/Monday/Trello' comparisons, customer stories, how-to blog posts, webinars</w:t>
             </w:r>
           </w:p>
         </w:tc>
       </w:tr>
       <w:tr>
-        <w:tc>
-          <w:tcPr>
-            <w:tcW w:type="dxa" w:w="1600"/>
-            <w:tcMar>
-              <w:top w:type="dxa" w:w="80"/>
-              <w:left w:type="dxa" w:w="100"/>
-              <w:bottom w:type="dxa" w:w="80"/>
-              <w:right w:type="dxa" w:w="100"/>
-            </w:tcMar>
-          </w:tcPr>
-          <w:p>
-            <w:r>
-              <w:rPr>
-                <w:b w:val="false"/>
-                <w:bCs w:val="false"/>
+        <w:tblPrEx>
+          <w:tblBorders>
+            <w:top w:val="single" w:color="auto" w:sz="4" w:space="0"/>
+            <w:left w:val="single" w:color="auto" w:sz="4" w:space="0"/>
+            <w:bottom w:val="single" w:color="auto" w:sz="4" w:space="0"/>
+            <w:right w:val="single" w:color="auto" w:sz="4" w:space="0"/>
+            <w:insideH w:val="single" w:color="auto" w:sz="4" w:space="0"/>
+            <w:insideV w:val="single" w:color="auto" w:sz="4" w:space="0"/>
+          </w:tblBorders>
+          <w:tblCellMar>
+            <w:top w:w="0" w:type="dxa"/>
+            <w:left w:w="10" w:type="dxa"/>
+            <w:bottom w:w="0" w:type="dxa"/>
+            <w:right w:w="10" w:type="dxa"/>
+          </w:tblCellMar>
+        </w:tblPrEx>
+        <w:tc>
+          <w:tcPr>
+            <w:tcW w:w="1600" w:type="dxa"/>
+            <w:tcMar>
+              <w:top w:w="80" w:type="dxa"/>
+              <w:left w:w="100" w:type="dxa"/>
+              <w:bottom w:w="80" w:type="dxa"/>
+              <w:right w:w="100" w:type="dxa"/>
+            </w:tcMar>
+          </w:tcPr>
+          <w:p>
+            <w:r>
+              <w:rPr>
+                <w:b w:val="0"/>
+                <w:bCs w:val="0"/>
                 <w:color w:val="000000"/>
               </w:rPr>
-              <w:t xml:space="preserve">BOFU
+              <w:t>BOFU
 (Decision)</w:t>
             </w:r>
           </w:p>
         </w:tc>
         <w:tc>
           <w:tcPr>
-            <w:tcW w:type="dxa" w:w="3600"/>
-            <w:tcMar>
-              <w:top w:type="dxa" w:w="80"/>
-              <w:left w:type="dxa" w:w="100"/>
-              <w:bottom w:type="dxa" w:w="80"/>
-              <w:right w:type="dxa" w:w="100"/>
-            </w:tcMar>
-          </w:tcPr>
-          <w:p>
-            <w:r>
-              <w:rPr>
-                <w:b w:val="false"/>
-                <w:bCs w:val="false"/>
+            <w:tcW w:w="3600" w:type="dxa"/>
+            <w:tcMar>
+              <w:top w:w="80" w:type="dxa"/>
+              <w:left w:w="100" w:type="dxa"/>
+              <w:bottom w:w="80" w:type="dxa"/>
+              <w:right w:w="100" w:type="dxa"/>
+            </w:tcMar>
+          </w:tcPr>
+          <w:p>
+            <w:r>
+              <w:rPr>
+                <w:b w:val="0"/>
+                <w:bCs w:val="0"/>
                 <w:color w:val="000000"/>
               </w:rPr>
-              <w:t xml:space="preserve">Convert warm leads into trial signups and paying customers</w:t>
-            </w:r>
-          </w:p>
-        </w:tc>
-        <w:tc>
-          <w:tcPr>
-            <w:tcW w:type="dxa" w:w="4200"/>
-            <w:tcMar>
-              <w:top w:type="dxa" w:w="80"/>
-              <w:left w:type="dxa" w:w="100"/>
-              <w:bottom w:type="dxa" w:w="80"/>
-              <w:right w:type="dxa" w:w="100"/>
-            </w:tcMar>
-          </w:tcPr>
-          <w:p>
-            <w:r>
-              <w:rPr>
-                <w:b w:val="false"/>
-                <w:bCs w:val="false"/>
+              <w:t>Convert warm leads into trial signups and paying customers</w:t>
+            </w:r>
+          </w:p>
+        </w:tc>
+        <w:tc>
+          <w:tcPr>
+            <w:tcW w:w="4200" w:type="dxa"/>
+            <w:tcMar>
+              <w:top w:w="80" w:type="dxa"/>
+              <w:left w:w="100" w:type="dxa"/>
+              <w:bottom w:w="80" w:type="dxa"/>
+              <w:right w:w="100" w:type="dxa"/>
+            </w:tcMar>
+          </w:tcPr>
+          <w:p>
+            <w:r>
+              <w:rPr>
+                <w:b w:val="0"/>
+                <w:bCs w:val="0"/>
                 <w:color w:val="000000"/>
               </w:rPr>
-              <w:t xml:space="preserve">Free trial CTAs, ROI/pricing content, testimonials &amp; case studies, live demo booking, limited-time offers</w:t>
+              <w:t>Free trial CTAs, ROI/pricing content, testimonials &amp; case studies, live demo booking, limited-time offers</w:t>
             </w:r>
           </w:p>
         </w:tc>
@@ -866,29 +933,29 @@
     </w:tbl>
     <w:p>
       <w:pPr>
-        <w:pStyle w:val="Heading1"/>
-        <w:spacing w:after="200" w:before="400"/>
-      </w:pPr>
-      <w:r>
-        <w:t xml:space="preserve">3. Module 3 — Paid Campaign &amp; Email Drip</w:t>
-      </w:r>
-    </w:p>
-    <w:p>
-      <w:pPr>
-        <w:pStyle w:val="Heading2"/>
-        <w:spacing w:after="150" w:before="300"/>
-      </w:pPr>
-      <w:r>
-        <w:t xml:space="preserve">3.1 LinkedIn Ad Campaigns</w:t>
-      </w:r>
-    </w:p>
-    <w:p>
-      <w:pPr>
-        <w:pStyle w:val="Heading3"/>
-        <w:spacing w:after="100" w:before="200"/>
-      </w:pPr>
-      <w:r>
-        <w:t xml:space="preserve">LinkedIn Sponsored Content — Ad 1 (TOFU/MOFU — Ops audience)</w:t>
+        <w:pStyle w:val="2"/>
+        <w:spacing w:before="400" w:after="200"/>
+      </w:pPr>
+      <w:r>
+        <w:t>3. Module 3 — Paid Campaign &amp; Email Drip</w:t>
+      </w:r>
+    </w:p>
+    <w:p>
+      <w:pPr>
+        <w:pStyle w:val="3"/>
+        <w:spacing w:before="300" w:after="150"/>
+      </w:pPr>
+      <w:r>
+        <w:t>3.1 LinkedIn Ad Campaigns</w:t>
+      </w:r>
+    </w:p>
+    <w:p>
+      <w:pPr>
+        <w:pStyle w:val="4"/>
+        <w:spacing w:before="200" w:after="100"/>
+      </w:pPr>
+      <w:r>
+        <w:t>LinkedIn Sponsored Content — Ad 1 (TOFU/MOFU — Ops audience)</w:t>
       </w:r>
     </w:p>
     <w:p>
@@ -903,7 +970,7 @@
         <w:t xml:space="preserve">Headline: </w:t>
       </w:r>
       <w:r>
-        <w:t xml:space="preserve">Stop Chasing Status Updates</w:t>
+        <w:t>Stop Chasing Status Updates</w:t>
       </w:r>
     </w:p>
     <w:p>
@@ -918,7 +985,7 @@
         <w:t xml:space="preserve">Body copy: </w:t>
       </w:r>
       <w:r>
-        <w:t xml:space="preserve">Your team is doing the work. FlowDesk turns it into a status report automatically — so Monday standups take 5 minutes, not 50. See why 500+ operations teams switched.</w:t>
+        <w:t>Your team is doing the work. FlowDesk turns it into a status report automatically — so Monday standups take 5 minutes, not 50. See why 500+ operations teams switched.</w:t>
       </w:r>
     </w:p>
     <w:p>
@@ -933,7 +1000,7 @@
         <w:t xml:space="preserve">CTA button: </w:t>
       </w:r>
       <w:r>
-        <w:t xml:space="preserve">Learn More</w:t>
+        <w:t>Learn More</w:t>
       </w:r>
     </w:p>
     <w:p>
@@ -948,16 +1015,16 @@
         <w:t xml:space="preserve">Targeting: </w:t>
       </w:r>
       <w:r>
-        <w:t xml:space="preserve">Job titles: Operations Manager, Head of Operations, COO. Company size: 50-200 employees. Industries: Software, Professional Services, IT Services. Geography: US, UK, Canada. Ad format: Single image + sponsored content.</w:t>
-      </w:r>
-    </w:p>
-    <w:p>
-      <w:pPr>
-        <w:pStyle w:val="Heading3"/>
-        <w:spacing w:after="100" w:before="200"/>
-      </w:pPr>
-      <w:r>
-        <w:t xml:space="preserve">LinkedIn Sponsored Content — Ad 2 (BOFU — Retargeting)</w:t>
+        <w:t>Job titles: Operations Manager, Head of Operations, COO. Company size: 50-200 employees. Industries: Software, Professional Services, IT Services. Geography: US, UK, Canada. Ad format: Single image + sponsored content.</w:t>
+      </w:r>
+    </w:p>
+    <w:p>
+      <w:pPr>
+        <w:pStyle w:val="4"/>
+        <w:spacing w:before="200" w:after="100"/>
+      </w:pPr>
+      <w:r>
+        <w:t>LinkedIn Sponsored Content — Ad 2 (BOFU — Retargeting)</w:t>
       </w:r>
     </w:p>
     <w:p>
@@ -972,7 +1039,7 @@
         <w:t xml:space="preserve">Headline: </w:t>
       </w:r>
       <w:r>
-        <w:t xml:space="preserve">See FlowDesk in Action — Book a 15-Minute Demo</w:t>
+        <w:t>See FlowDesk in Action — Book a 15-Minute Demo</w:t>
       </w:r>
     </w:p>
     <w:p>
@@ -987,7 +1054,7 @@
         <w:t xml:space="preserve">Body copy: </w:t>
       </w:r>
       <w:r>
-        <w:t xml:space="preserve">You've seen what FlowDesk can do. Now see it live. Book a 15-minute walkthrough tailored to your team and get a custom rollout plan.</w:t>
+        <w:t>You've seen what FlowDesk can do. Now see it live. Book a 15-minute walkthrough tailored to your team and get a custom rollout plan.</w:t>
       </w:r>
     </w:p>
     <w:p>
@@ -1002,7 +1069,7 @@
         <w:t xml:space="preserve">CTA button: </w:t>
       </w:r>
       <w:r>
-        <w:t xml:space="preserve">Book a Demo</w:t>
+        <w:t>Book a Demo</w:t>
       </w:r>
     </w:p>
     <w:p>
@@ -1017,16 +1084,16 @@
         <w:t xml:space="preserve">Targeting: </w:t>
       </w:r>
       <w:r>
-        <w:t xml:space="preserve">Audience: Website visitors (last 30 days) via LinkedIn Matched Audiences, LinkedIn page engagers, lookalike audience built from current customer list.</w:t>
-      </w:r>
-    </w:p>
-    <w:p>
-      <w:pPr>
-        <w:pStyle w:val="Heading3"/>
-        <w:spacing w:after="100" w:before="200"/>
-      </w:pPr>
-      <w:r>
-        <w:t xml:space="preserve">LinkedIn Sponsored Content — Ad 3 (MOFU — Agency audience)</w:t>
+        <w:t>Audience: Website visitors (last 30 days) via LinkedIn Matched Audiences, LinkedIn page engagers, lookalike audience built from current customer list.</w:t>
+      </w:r>
+    </w:p>
+    <w:p>
+      <w:pPr>
+        <w:pStyle w:val="4"/>
+        <w:spacing w:before="200" w:after="100"/>
+      </w:pPr>
+      <w:r>
+        <w:t>LinkedIn Sponsored Content — Ad 3 (MOFU — Agency audience)</w:t>
       </w:r>
     </w:p>
     <w:p>
@@ -1041,7 +1108,7 @@
         <w:t xml:space="preserve">Headline: </w:t>
       </w:r>
       <w:r>
-        <w:t xml:space="preserve">Impress Clients With Real-Time Project Dashboards</w:t>
+        <w:t>Impress Clients With Real-Time Project Dashboards</w:t>
       </w:r>
     </w:p>
     <w:p>
@@ -1056,7 +1123,7 @@
         <w:t xml:space="preserve">Body copy: </w:t>
       </w:r>
       <w:r>
-        <w:t xml:space="preserve">Stop building status decks by hand. FlowDesk gives every client a live, branded dashboard of their project — automatically updated as your team works.</w:t>
+        <w:t>Stop building status decks by hand. FlowDesk gives every client a live, branded dashboard of their project — automatically updated as your team works.</w:t>
       </w:r>
     </w:p>
     <w:p>
@@ -1071,7 +1138,7 @@
         <w:t xml:space="preserve">CTA button: </w:t>
       </w:r>
       <w:r>
-        <w:t xml:space="preserve">See How It Works</w:t>
+        <w:t>See How It Works</w:t>
       </w:r>
     </w:p>
     <w:p>
@@ -1086,25 +1153,25 @@
         <w:t xml:space="preserve">Targeting: </w:t>
       </w:r>
       <w:r>
-        <w:t xml:space="preserve">Job titles: Project Manager, Account Director, Agency Owner, Client Services Lead. Industries: Marketing &amp; Advertising, Design Services. Company size: 20-100 employees.</w:t>
-      </w:r>
-    </w:p>
-    <w:p>
-      <w:pPr>
-        <w:pStyle w:val="Heading2"/>
-        <w:spacing w:after="150" w:before="300"/>
-      </w:pPr>
-      <w:r>
-        <w:t xml:space="preserve">3.2 Google Search Ad Campaigns</w:t>
-      </w:r>
-    </w:p>
-    <w:p>
-      <w:pPr>
-        <w:pStyle w:val="Heading3"/>
-        <w:spacing w:after="100" w:before="200"/>
-      </w:pPr>
-      <w:r>
-        <w:t xml:space="preserve">Ad Group 1 — Category Keywords (TOFU/MOFU)</w:t>
+        <w:t>Job titles: Project Manager, Account Director, Agency Owner, Client Services Lead. Industries: Marketing &amp; Advertising, Design Services. Company size: 20-100 employees.</w:t>
+      </w:r>
+    </w:p>
+    <w:p>
+      <w:pPr>
+        <w:pStyle w:val="3"/>
+        <w:spacing w:before="300" w:after="150"/>
+      </w:pPr>
+      <w:r>
+        <w:t>3.2 Google Search Ad Campaigns</w:t>
+      </w:r>
+    </w:p>
+    <w:p>
+      <w:pPr>
+        <w:pStyle w:val="4"/>
+        <w:spacing w:before="200" w:after="100"/>
+      </w:pPr>
+      <w:r>
+        <w:t>Ad Group 1 — Category Keywords (TOFU/MOFU)</w:t>
       </w:r>
     </w:p>
     <w:p>
@@ -1119,7 +1186,7 @@
         <w:t xml:space="preserve">Keywords: </w:t>
       </w:r>
       <w:r>
-        <w:t xml:space="preserve">project management software for small business, best project management tool, team task tracking software</w:t>
+        <w:t>project management software for small business, best project management tool, team task tracking software</w:t>
       </w:r>
     </w:p>
     <w:p>
@@ -1134,7 +1201,7 @@
         <w:t xml:space="preserve">Headline 1: </w:t>
       </w:r>
       <w:r>
-        <w:t xml:space="preserve">FlowDesk — PM Software That Reports Itself</w:t>
+        <w:t>FlowDesk — PM Software That Reports Itself</w:t>
       </w:r>
     </w:p>
     <w:p>
@@ -1149,7 +1216,7 @@
         <w:t xml:space="preserve">Headline 2: </w:t>
       </w:r>
       <w:r>
-        <w:t xml:space="preserve">Free 14-Day Trial, No Card Needed</w:t>
+        <w:t>Free 14-Day Trial, No Card Needed</w:t>
       </w:r>
     </w:p>
     <w:p>
@@ -1164,16 +1231,16 @@
         <w:t xml:space="preserve">Description: </w:t>
       </w:r>
       <w:r>
-        <w:t xml:space="preserve">Automate status updates, track every task, and keep your whole team aligned in one dashboard. Setup takes under 10 minutes.</w:t>
-      </w:r>
-    </w:p>
-    <w:p>
-      <w:pPr>
-        <w:pStyle w:val="Heading3"/>
-        <w:spacing w:after="100" w:before="200"/>
-      </w:pPr>
-      <w:r>
-        <w:t xml:space="preserve">Ad Group 2 — Competitor Keywords (BOFU)</w:t>
+        <w:t>Automate status updates, track every task, and keep your whole team aligned in one dashboard. Setup takes under 10 minutes.</w:t>
+      </w:r>
+    </w:p>
+    <w:p>
+      <w:pPr>
+        <w:pStyle w:val="4"/>
+        <w:spacing w:before="200" w:after="100"/>
+      </w:pPr>
+      <w:r>
+        <w:t>Ad Group 2 — Competitor Keywords (BOFU)</w:t>
       </w:r>
     </w:p>
     <w:p>
@@ -1188,7 +1255,7 @@
         <w:t xml:space="preserve">Keywords: </w:t>
       </w:r>
       <w:r>
-        <w:t xml:space="preserve">Asana alternative, Monday.com alternative, Trello alternative, ClickUp alternative</w:t>
+        <w:t>Asana alternative, Monday.com alternative, Trello alternative, ClickUp alternative</w:t>
       </w:r>
     </w:p>
     <w:p>
@@ -1203,7 +1270,7 @@
         <w:t xml:space="preserve">Headline 1: </w:t>
       </w:r>
       <w:r>
-        <w:t xml:space="preserve">Switching From Asana? Try FlowDesk Free</w:t>
+        <w:t>Switching From Asana? Try FlowDesk Free</w:t>
       </w:r>
     </w:p>
     <w:p>
@@ -1218,7 +1285,7 @@
         <w:t xml:space="preserve">Headline 2: </w:t>
       </w:r>
       <w:r>
-        <w:t xml:space="preserve">Migrate Your Boards in Minutes</w:t>
+        <w:t>Migrate Your Boards in Minutes</w:t>
       </w:r>
     </w:p>
     <w:p>
@@ -1233,16 +1300,16 @@
         <w:t xml:space="preserve">Description: </w:t>
       </w:r>
       <w:r>
-        <w:t xml:space="preserve">AI-powered status reporting built in. Trusted by 500+ SMB teams. Start your free trial — no credit card required.</w:t>
-      </w:r>
-    </w:p>
-    <w:p>
-      <w:pPr>
-        <w:pStyle w:val="Heading2"/>
-        <w:spacing w:after="150" w:before="300"/>
-      </w:pPr>
-      <w:r>
-        <w:t xml:space="preserve">3.3 Five-Part Email Nurture Sequence</w:t>
+        <w:t>AI-powered status reporting built in. Trusted by 500+ SMB teams. Start your free trial — no credit card required.</w:t>
+      </w:r>
+    </w:p>
+    <w:p>
+      <w:pPr>
+        <w:pStyle w:val="3"/>
+        <w:spacing w:before="300" w:after="150"/>
+      </w:pPr>
+      <w:r>
+        <w:t>3.3 Five-Part Email Nurture Sequence</w:t>
       </w:r>
     </w:p>
     <w:p>
@@ -1250,16 +1317,16 @@
         <w:spacing w:after="120"/>
       </w:pPr>
       <w:r>
-        <w:t xml:space="preserve">Sequence trigger: user signs up for the 14-day free trial. Goal: move the user from signup to paid conversion by demonstrating value early and handling common objections.</w:t>
-      </w:r>
-    </w:p>
-    <w:p>
-      <w:pPr>
-        <w:pStyle w:val="Heading3"/>
-        <w:spacing w:after="100" w:before="200"/>
-      </w:pPr>
-      <w:r>
-        <w:t xml:space="preserve">Email 1 — Day 0: "Welcome to FlowDesk — Here's Your First Win"</w:t>
+        <w:t>Sequence trigger: user signs up for the 14-day free trial. Goal: move the user from signup to paid conversion by demonstrating value early and handling common objections.</w:t>
+      </w:r>
+    </w:p>
+    <w:p>
+      <w:pPr>
+        <w:pStyle w:val="4"/>
+        <w:spacing w:before="200" w:after="100"/>
+      </w:pPr>
+      <w:r>
+        <w:t>Email 1 — Day 0: "Welcome to FlowDesk — Here's Your First Win"</w:t>
       </w:r>
     </w:p>
     <w:p>
@@ -1274,7 +1341,7 @@
         <w:t xml:space="preserve">Goal: </w:t>
       </w:r>
       <w:r>
-        <w:t xml:space="preserve">Drive first activation action (create first project) within minutes of signup</w:t>
+        <w:t>Drive first activation action (create first project) within minutes of signup</w:t>
       </w:r>
     </w:p>
     <w:p>
@@ -1282,7 +1349,7 @@
         <w:spacing w:after="120"/>
       </w:pPr>
       <w:r>
-        <w:t xml:space="preserve">Subject: Welcome to FlowDesk — Here's Your First Win
+        <w:t>Subject: Welcome to FlowDesk — Here's Your First Win
 Hi {{first_name}},
 Welcome aboard! The fastest way to see FlowDesk's value is to create your first project and invite one teammate — it takes about 3 minutes.
 [Create Your First Project →]
@@ -1293,11 +1360,11 @@
     </w:p>
     <w:p>
       <w:pPr>
-        <w:pStyle w:val="Heading3"/>
-        <w:spacing w:after="100" w:before="200"/>
-      </w:pPr>
-      <w:r>
-        <w:t xml:space="preserve">Email 2 — Day 2: "The Feature That Saves Teams 5 Hours a Week"</w:t>
+        <w:pStyle w:val="4"/>
+        <w:spacing w:before="200" w:after="100"/>
+      </w:pPr>
+      <w:r>
+        <w:t>Email 2 — Day 2: "The Feature That Saves Teams 5 Hours a Week"</w:t>
       </w:r>
     </w:p>
     <w:p>
@@ -1312,7 +1379,7 @@
         <w:t xml:space="preserve">Goal: </w:t>
       </w:r>
       <w:r>
-        <w:t xml:space="preserve">Educate on the AI status report feature to build perceived value</w:t>
+        <w:t>Educate on the AI status report feature to build perceived value</w:t>
       </w:r>
     </w:p>
     <w:p>
@@ -1320,7 +1387,7 @@
         <w:spacing w:after="120"/>
       </w:pPr>
       <w:r>
-        <w:t xml:space="preserve">Subject: The Feature That Saves Teams 5 Hours a Week
+        <w:t>Subject: The Feature That Saves Teams 5 Hours a Week
 Hi {{first_name}},
 Most teams spend 4-6 hours a week compiling status updates across Slack, email, and spreadsheets. FlowDesk's AI Status Reports eliminate that entirely — every task update automatically rolls up into a clean, shareable report.
 [Watch a 90-Second Demo →]
@@ -1330,11 +1397,11 @@
     </w:p>
     <w:p>
       <w:pPr>
-        <w:pStyle w:val="Heading3"/>
-        <w:spacing w:after="100" w:before="200"/>
-      </w:pPr>
-      <w:r>
-        <w:t xml:space="preserve">Email 3 — Day 5: "How a 40-Person Agency Cut Reporting Time by 80%"</w:t>
+        <w:pStyle w:val="4"/>
+        <w:spacing w:before="200" w:after="100"/>
+      </w:pPr>
+      <w:r>
+        <w:t>Email 3 — Day 5: "How a 40-Person Agency Cut Reporting Time by 80%"</w:t>
       </w:r>
     </w:p>
     <w:p>
@@ -1349,7 +1416,7 @@
         <w:t xml:space="preserve">Goal: </w:t>
       </w:r>
       <w:r>
-        <w:t xml:space="preserve">Build trust through social proof and a concrete, relatable case study</w:t>
+        <w:t>Build trust through social proof and a concrete, relatable case study</w:t>
       </w:r>
     </w:p>
     <w:p>
@@ -1357,7 +1424,7 @@
         <w:spacing w:after="120"/>
       </w:pPr>
       <w:r>
-        <w:t xml:space="preserve">Subject: How a 40-Person Agency Cut Reporting Time by 80%
+        <w:t>Subject: How a 40-Person Agency Cut Reporting Time by 80%
 Hi {{first_name}},
 Before FlowDesk, a mid-size creative agency's account leads spent nearly a full day each week building client status decks by hand.
 After switching to FlowDesk's client-facing dashboards, that dropped to under two hours a week — freeing up time for actual client work instead of reporting on it.
@@ -1368,11 +1435,11 @@
     </w:p>
     <w:p>
       <w:pPr>
-        <w:pStyle w:val="Heading3"/>
-        <w:spacing w:after="100" w:before="200"/>
-      </w:pPr>
-      <w:r>
-        <w:t xml:space="preserve">Email 4 — Day 9: "Worried About Switching Tools? Here's How Easy It Is"</w:t>
+        <w:pStyle w:val="4"/>
+        <w:spacing w:before="200" w:after="100"/>
+      </w:pPr>
+      <w:r>
+        <w:t>Email 4 — Day 9: "Worried About Switching Tools? Here's How Easy It Is"</w:t>
       </w:r>
     </w:p>
     <w:p>
@@ -1387,7 +1454,7 @@
         <w:t xml:space="preserve">Goal: </w:t>
       </w:r>
       <w:r>
-        <w:t xml:space="preserve">Handle the most common objection (migration friction) to reduce trial abandonment</w:t>
+        <w:t>Handle the most common objection (migration friction) to reduce trial abandonment</w:t>
       </w:r>
     </w:p>
     <w:p>
@@ -1395,7 +1462,7 @@
         <w:spacing w:after="120"/>
       </w:pPr>
       <w:r>
-        <w:t xml:space="preserve">Subject: Worried About Switching Tools? Here's How Easy It Is
+        <w:t>Subject: Worried About Switching Tools? Here's How Easy It Is
 Hi {{first_name}},
 Switching project management tools sounds painful — so we made sure it isn't. FlowDesk imports your existing boards from Asana, Trello, or Monday.com in a few clicks, and our team can do a free guided migration call if you'd like extra help.
 [Book a Free Migration Call →]
@@ -1405,11 +1472,11 @@
     </w:p>
     <w:p>
       <w:pPr>
-        <w:pStyle w:val="Heading3"/>
-        <w:spacing w:after="100" w:before="200"/>
-      </w:pPr>
-      <w:r>
-        <w:t xml:space="preserve">Email 5 — Day 13: "Your Trial Ends Soon — Lock In 20% Off"</w:t>
+        <w:pStyle w:val="4"/>
+        <w:spacing w:before="200" w:after="100"/>
+      </w:pPr>
+      <w:r>
+        <w:t>Email 5 — Day 13: "Your Trial Ends Soon — Lock In 20% Off"</w:t>
       </w:r>
     </w:p>
     <w:p>
@@ -1424,7 +1491,7 @@
         <w:t xml:space="preserve">Goal: </w:t>
       </w:r>
       <w:r>
-        <w:t xml:space="preserve">Create urgency and convert trial users to paid before trial expiry</w:t>
+        <w:t>Create urgency and convert trial users to paid before trial expiry</w:t>
       </w:r>
     </w:p>
     <w:p>
@@ -1432,7 +1499,7 @@
         <w:spacing w:after="120"/>
       </w:pPr>
       <w:r>
-        <w:t xml:space="preserve">Subject: Your Trial Ends Soon — Lock In 20% Off
+        <w:t>Subject: Your Trial Ends Soon — Lock In 20% Off
 Hi {{first_name}},
 Your free trial wraps up in 24 hours. If FlowDesk has helped your team, now's the time to lock in your plan — upgrade in the next 48 hours and get 20% off your first three months.
 [Upgrade Now and Save 20% →]
@@ -1442,11 +1509,11 @@
     </w:p>
     <w:p>
       <w:pPr>
-        <w:pStyle w:val="Heading1"/>
-        <w:spacing w:after="200" w:before="400"/>
-      </w:pPr>
-      <w:r>
-        <w:t xml:space="preserve">4. Module 2 — 30-Day Organic Content Calendar</w:t>
+        <w:pStyle w:val="2"/>
+        <w:spacing w:before="400" w:after="200"/>
+      </w:pPr>
+      <w:r>
+        <w:t>4. Module 2 — 30-Day Organic Content Calendar</w:t>
       </w:r>
     </w:p>
     <w:p>
@@ -1454,16 +1521,16 @@
         <w:spacing w:after="120"/>
       </w:pPr>
       <w:r>
-        <w:t xml:space="preserve">The full day-by-day content calendar (30 days across LinkedIn, X/Twitter, and Blog, each tagged to a funnel stage with post copy and visual concept) is provided in the accompanying spreadsheet: FlowDesk_Content_Calendar_and_CAC_LTV_Model.xlsx, tab 'Content Calendar'.</w:t>
-      </w:r>
-    </w:p>
-    <w:p>
-      <w:pPr>
-        <w:pStyle w:val="Heading1"/>
-        <w:spacing w:after="200" w:before="400"/>
-      </w:pPr>
-      <w:r>
-        <w:t xml:space="preserve">5. CAC vs. LTV Financial Model</w:t>
+        <w:t>The full day-by-day content calendar (30 days across LinkedIn, X/Twitter, and Blog, each tagged to a funnel stage with post copy and visual concept) is provided in the accompanying spreadsheet: FlowDesk_Content_Calendar_and_CAC_LTV_Model.xlsx, tab 'Content Calendar'.</w:t>
+      </w:r>
+    </w:p>
+    <w:p>
+      <w:pPr>
+        <w:pStyle w:val="2"/>
+        <w:spacing w:before="400" w:after="200"/>
+      </w:pPr>
+      <w:r>
+        <w:t>5. CAC vs. LTV Financial Model</w:t>
       </w:r>
     </w:p>
     <w:p>
@@ -1471,385 +1538,1515 @@
         <w:spacing w:after="120"/>
       </w:pPr>
       <w:r>
-        <w:t xml:space="preserve">The full financial model — ad spend by channel, conversion assumptions, Customer Acquisition Cost (CAC), Lifetime Value (LTV), and the resulting LTV:CAC ratio and payback period — is provided in the accompanying spreadsheet: FlowDesk_Content_Calendar_and_CAC_LTV_Model.xlsx, tab 'CAC-LTV Model'.</w:t>
-      </w:r>
+        <w:t>The full financial model — ad spend by channel, conversion assumptions, Customer Acquisition Cost (CAC), Lifetime Value (LTV), and the resulting LTV:CAC ratio and payback period — is provided in the accompanying spreadsheet: FlowDesk_Content_Calendar_and_CAC_LTV_Model.xlsx, tab 'CAC-LTV Model'.</w:t>
+      </w:r>
+      <w:r>
+        <w:br w:type="page"/>
+      </w:r>
+    </w:p>
+    <w:p>
+      <w:pPr>
+        <w:pStyle w:val="2"/>
+        <w:spacing w:before="200" w:after="200"/>
+      </w:pPr>
+      <w:r>
+        <w:t>1. Competitor Marketing Channel Audit</w:t>
+      </w:r>
+    </w:p>
+    <w:p>
+      <w:pPr>
+        <w:spacing w:after="120"/>
+      </w:pPr>
+      <w:r>
+        <w:t>Before defining FlowDesk's own personas and funnel, this audit reviews how the three closest competitors — Asana, Monday.com, and Trello — currently market themselves, to identify gaps FlowDesk can exploit.</w:t>
+      </w:r>
+    </w:p>
+    <w:tbl>
+      <w:tblPr>
+        <w:tblStyle w:val="9"/>
+        <w:tblW w:w="9600" w:type="dxa"/>
+        <w:tblInd w:w="0" w:type="dxa"/>
+        <w:tblBorders>
+          <w:top w:val="single" w:color="auto" w:sz="4" w:space="0"/>
+          <w:left w:val="single" w:color="auto" w:sz="4" w:space="0"/>
+          <w:bottom w:val="single" w:color="auto" w:sz="4" w:space="0"/>
+          <w:right w:val="single" w:color="auto" w:sz="4" w:space="0"/>
+          <w:insideH w:val="single" w:color="auto" w:sz="4" w:space="0"/>
+          <w:insideV w:val="single" w:color="auto" w:sz="4" w:space="0"/>
+        </w:tblBorders>
+        <w:tblLayout w:type="autofit"/>
+        <w:tblCellMar>
+          <w:top w:w="0" w:type="dxa"/>
+          <w:left w:w="10" w:type="dxa"/>
+          <w:bottom w:w="0" w:type="dxa"/>
+          <w:right w:w="10" w:type="dxa"/>
+        </w:tblCellMar>
+      </w:tblPr>
+      <w:tblGrid>
+        <w:gridCol w:w="1600"/>
+        <w:gridCol w:w="2600"/>
+        <w:gridCol w:w="3200"/>
+        <w:gridCol w:w="2200"/>
+      </w:tblGrid>
+      <w:tr>
+        <w:tblPrEx>
+          <w:tblBorders>
+            <w:top w:val="single" w:color="auto" w:sz="4" w:space="0"/>
+            <w:left w:val="single" w:color="auto" w:sz="4" w:space="0"/>
+            <w:bottom w:val="single" w:color="auto" w:sz="4" w:space="0"/>
+            <w:right w:val="single" w:color="auto" w:sz="4" w:space="0"/>
+            <w:insideH w:val="single" w:color="auto" w:sz="4" w:space="0"/>
+            <w:insideV w:val="single" w:color="auto" w:sz="4" w:space="0"/>
+          </w:tblBorders>
+          <w:tblCellMar>
+            <w:top w:w="0" w:type="dxa"/>
+            <w:left w:w="10" w:type="dxa"/>
+            <w:bottom w:w="0" w:type="dxa"/>
+            <w:right w:w="10" w:type="dxa"/>
+          </w:tblCellMar>
+        </w:tblPrEx>
+        <w:trPr>
+          <w:tblHeader/>
+        </w:trPr>
+        <w:tc>
+          <w:tcPr>
+            <w:tcW w:w="1600" w:type="dxa"/>
+            <w:shd w:val="clear" w:color="auto" w:fill="1F3864"/>
+            <w:tcMar>
+              <w:top w:w="80" w:type="dxa"/>
+              <w:left w:w="100" w:type="dxa"/>
+              <w:bottom w:w="80" w:type="dxa"/>
+              <w:right w:w="100" w:type="dxa"/>
+            </w:tcMar>
+          </w:tcPr>
+          <w:p>
+            <w:r>
+              <w:rPr>
+                <w:b/>
+                <w:bCs/>
+                <w:color w:val="FFFFFF"/>
+              </w:rPr>
+              <w:t>Competitor</w:t>
+            </w:r>
+          </w:p>
+        </w:tc>
+        <w:tc>
+          <w:tcPr>
+            <w:tcW w:w="2600" w:type="dxa"/>
+            <w:shd w:val="clear" w:color="auto" w:fill="1F3864"/>
+            <w:tcMar>
+              <w:top w:w="80" w:type="dxa"/>
+              <w:left w:w="100" w:type="dxa"/>
+              <w:bottom w:w="80" w:type="dxa"/>
+              <w:right w:w="100" w:type="dxa"/>
+            </w:tcMar>
+          </w:tcPr>
+          <w:p>
+            <w:r>
+              <w:rPr>
+                <w:b/>
+                <w:bCs/>
+                <w:color w:val="FFFFFF"/>
+              </w:rPr>
+              <w:t>Primary Channels</w:t>
+            </w:r>
+          </w:p>
+        </w:tc>
+        <w:tc>
+          <w:tcPr>
+            <w:tcW w:w="3200" w:type="dxa"/>
+            <w:shd w:val="clear" w:color="auto" w:fill="1F3864"/>
+            <w:tcMar>
+              <w:top w:w="80" w:type="dxa"/>
+              <w:left w:w="100" w:type="dxa"/>
+              <w:bottom w:w="80" w:type="dxa"/>
+              <w:right w:w="100" w:type="dxa"/>
+            </w:tcMar>
+          </w:tcPr>
+          <w:p>
+            <w:r>
+              <w:rPr>
+                <w:b/>
+                <w:bCs/>
+                <w:color w:val="FFFFFF"/>
+              </w:rPr>
+              <w:t>Content Style &amp; Positioning</w:t>
+            </w:r>
+          </w:p>
+        </w:tc>
+        <w:tc>
+          <w:tcPr>
+            <w:tcW w:w="2200" w:type="dxa"/>
+            <w:shd w:val="clear" w:color="auto" w:fill="1F3864"/>
+            <w:tcMar>
+              <w:top w:w="80" w:type="dxa"/>
+              <w:left w:w="100" w:type="dxa"/>
+              <w:bottom w:w="80" w:type="dxa"/>
+              <w:right w:w="100" w:type="dxa"/>
+            </w:tcMar>
+          </w:tcPr>
+          <w:p>
+            <w:r>
+              <w:rPr>
+                <w:b/>
+                <w:bCs/>
+                <w:color w:val="FFFFFF"/>
+              </w:rPr>
+              <w:t>Takeaway for FlowDesk</w:t>
+            </w:r>
+          </w:p>
+        </w:tc>
+      </w:tr>
+      <w:tr>
+        <w:tblPrEx>
+          <w:tblBorders>
+            <w:top w:val="single" w:color="auto" w:sz="4" w:space="0"/>
+            <w:left w:val="single" w:color="auto" w:sz="4" w:space="0"/>
+            <w:bottom w:val="single" w:color="auto" w:sz="4" w:space="0"/>
+            <w:right w:val="single" w:color="auto" w:sz="4" w:space="0"/>
+            <w:insideH w:val="single" w:color="auto" w:sz="4" w:space="0"/>
+            <w:insideV w:val="single" w:color="auto" w:sz="4" w:space="0"/>
+          </w:tblBorders>
+          <w:tblCellMar>
+            <w:top w:w="0" w:type="dxa"/>
+            <w:left w:w="10" w:type="dxa"/>
+            <w:bottom w:w="0" w:type="dxa"/>
+            <w:right w:w="10" w:type="dxa"/>
+          </w:tblCellMar>
+        </w:tblPrEx>
+        <w:tc>
+          <w:tcPr>
+            <w:tcW w:w="1600" w:type="dxa"/>
+            <w:tcMar>
+              <w:top w:w="80" w:type="dxa"/>
+              <w:left w:w="100" w:type="dxa"/>
+              <w:bottom w:w="80" w:type="dxa"/>
+              <w:right w:w="100" w:type="dxa"/>
+            </w:tcMar>
+          </w:tcPr>
+          <w:p>
+            <w:r>
+              <w:rPr>
+                <w:b w:val="0"/>
+                <w:bCs w:val="0"/>
+                <w:color w:val="000000"/>
+              </w:rPr>
+              <w:t>Asana</w:t>
+            </w:r>
+          </w:p>
+        </w:tc>
+        <w:tc>
+          <w:tcPr>
+            <w:tcW w:w="2600" w:type="dxa"/>
+            <w:tcMar>
+              <w:top w:w="80" w:type="dxa"/>
+              <w:left w:w="100" w:type="dxa"/>
+              <w:bottom w:w="80" w:type="dxa"/>
+              <w:right w:w="100" w:type="dxa"/>
+            </w:tcMar>
+          </w:tcPr>
+          <w:p>
+            <w:r>
+              <w:rPr>
+                <w:b w:val="0"/>
+                <w:bCs w:val="0"/>
+                <w:color w:val="000000"/>
+              </w:rPr>
+              <w:t>LinkedIn thought leadership, extensive SEO blog library, YouTube product tutorials, webinars, podcast sponsorships</w:t>
+            </w:r>
+          </w:p>
+        </w:tc>
+        <w:tc>
+          <w:tcPr>
+            <w:tcW w:w="3200" w:type="dxa"/>
+            <w:tcMar>
+              <w:top w:w="80" w:type="dxa"/>
+              <w:left w:w="100" w:type="dxa"/>
+              <w:bottom w:w="80" w:type="dxa"/>
+              <w:right w:w="100" w:type="dxa"/>
+            </w:tcMar>
+          </w:tcPr>
+          <w:p>
+            <w:r>
+              <w:rPr>
+                <w:b w:val="0"/>
+                <w:bCs w:val="0"/>
+                <w:color w:val="000000"/>
+              </w:rPr>
+              <w:t>Positions around 'the Work Graph' and enterprise-grade workflow orchestration; polished, corporate tone aimed at larger teams</w:t>
+            </w:r>
+          </w:p>
+        </w:tc>
+        <w:tc>
+          <w:tcPr>
+            <w:tcW w:w="2200" w:type="dxa"/>
+            <w:tcMar>
+              <w:top w:w="80" w:type="dxa"/>
+              <w:left w:w="100" w:type="dxa"/>
+              <w:bottom w:w="80" w:type="dxa"/>
+              <w:right w:w="100" w:type="dxa"/>
+            </w:tcMar>
+          </w:tcPr>
+          <w:p>
+            <w:r>
+              <w:rPr>
+                <w:b w:val="0"/>
+                <w:bCs w:val="0"/>
+                <w:color w:val="000000"/>
+              </w:rPr>
+              <w:t>FlowDesk can win on simplicity and speed-to-value messaging for SMBs who find Asana's positioning too enterprise-heavy</w:t>
+            </w:r>
+          </w:p>
+        </w:tc>
+      </w:tr>
+      <w:tr>
+        <w:tblPrEx>
+          <w:tblBorders>
+            <w:top w:val="single" w:color="auto" w:sz="4" w:space="0"/>
+            <w:left w:val="single" w:color="auto" w:sz="4" w:space="0"/>
+            <w:bottom w:val="single" w:color="auto" w:sz="4" w:space="0"/>
+            <w:right w:val="single" w:color="auto" w:sz="4" w:space="0"/>
+            <w:insideH w:val="single" w:color="auto" w:sz="4" w:space="0"/>
+            <w:insideV w:val="single" w:color="auto" w:sz="4" w:space="0"/>
+          </w:tblBorders>
+          <w:tblCellMar>
+            <w:top w:w="0" w:type="dxa"/>
+            <w:left w:w="10" w:type="dxa"/>
+            <w:bottom w:w="0" w:type="dxa"/>
+            <w:right w:w="10" w:type="dxa"/>
+          </w:tblCellMar>
+        </w:tblPrEx>
+        <w:tc>
+          <w:tcPr>
+            <w:tcW w:w="1600" w:type="dxa"/>
+            <w:tcMar>
+              <w:top w:w="80" w:type="dxa"/>
+              <w:left w:w="100" w:type="dxa"/>
+              <w:bottom w:w="80" w:type="dxa"/>
+              <w:right w:w="100" w:type="dxa"/>
+            </w:tcMar>
+          </w:tcPr>
+          <w:p>
+            <w:r>
+              <w:rPr>
+                <w:b w:val="0"/>
+                <w:bCs w:val="0"/>
+                <w:color w:val="000000"/>
+              </w:rPr>
+              <w:t>Monday.com</w:t>
+            </w:r>
+          </w:p>
+        </w:tc>
+        <w:tc>
+          <w:tcPr>
+            <w:tcW w:w="2600" w:type="dxa"/>
+            <w:tcMar>
+              <w:top w:w="80" w:type="dxa"/>
+              <w:left w:w="100" w:type="dxa"/>
+              <w:bottom w:w="80" w:type="dxa"/>
+              <w:right w:w="100" w:type="dxa"/>
+            </w:tcMar>
+          </w:tcPr>
+          <w:p>
+            <w:r>
+              <w:rPr>
+                <w:b w:val="0"/>
+                <w:bCs w:val="0"/>
+                <w:color w:val="000000"/>
+              </w:rPr>
+              <w:t>Heavy paid video ads (YouTube pre-roll, streaming), influencer/affiliate marketing, catchy brand jingles, large programmatic display spend, SEO comparison pages</w:t>
+            </w:r>
+          </w:p>
+        </w:tc>
+        <w:tc>
+          <w:tcPr>
+            <w:tcW w:w="3200" w:type="dxa"/>
+            <w:tcMar>
+              <w:top w:w="80" w:type="dxa"/>
+              <w:left w:w="100" w:type="dxa"/>
+              <w:bottom w:w="80" w:type="dxa"/>
+              <w:right w:w="100" w:type="dxa"/>
+            </w:tcMar>
+          </w:tcPr>
+          <w:p>
+            <w:r>
+              <w:rPr>
+                <w:b w:val="0"/>
+                <w:bCs w:val="0"/>
+                <w:color w:val="000000"/>
+              </w:rPr>
+              <w:t>Broad consumer-style brand awareness campaigns; colorful, energetic tone; positions as an all-purpose 'Work OS' for any team type</w:t>
+            </w:r>
+          </w:p>
+        </w:tc>
+        <w:tc>
+          <w:tcPr>
+            <w:tcW w:w="2200" w:type="dxa"/>
+            <w:tcMar>
+              <w:top w:w="80" w:type="dxa"/>
+              <w:left w:w="100" w:type="dxa"/>
+              <w:bottom w:w="80" w:type="dxa"/>
+              <w:right w:w="100" w:type="dxa"/>
+            </w:tcMar>
+          </w:tcPr>
+          <w:p>
+            <w:r>
+              <w:rPr>
+                <w:b w:val="0"/>
+                <w:bCs w:val="0"/>
+                <w:color w:val="000000"/>
+              </w:rPr>
+              <w:t>Monday wins on brand recall through paid volume; FlowDesk should compete on a narrower, more credible SMB/agency niche rather than out-spending on broad awareness</w:t>
+            </w:r>
+          </w:p>
+        </w:tc>
+      </w:tr>
+      <w:tr>
+        <w:tblPrEx>
+          <w:tblBorders>
+            <w:top w:val="single" w:color="auto" w:sz="4" w:space="0"/>
+            <w:left w:val="single" w:color="auto" w:sz="4" w:space="0"/>
+            <w:bottom w:val="single" w:color="auto" w:sz="4" w:space="0"/>
+            <w:right w:val="single" w:color="auto" w:sz="4" w:space="0"/>
+            <w:insideH w:val="single" w:color="auto" w:sz="4" w:space="0"/>
+            <w:insideV w:val="single" w:color="auto" w:sz="4" w:space="0"/>
+          </w:tblBorders>
+          <w:tblCellMar>
+            <w:top w:w="0" w:type="dxa"/>
+            <w:left w:w="10" w:type="dxa"/>
+            <w:bottom w:w="0" w:type="dxa"/>
+            <w:right w:w="10" w:type="dxa"/>
+          </w:tblCellMar>
+        </w:tblPrEx>
+        <w:tc>
+          <w:tcPr>
+            <w:tcW w:w="1600" w:type="dxa"/>
+            <w:tcMar>
+              <w:top w:w="80" w:type="dxa"/>
+              <w:left w:w="100" w:type="dxa"/>
+              <w:bottom w:w="80" w:type="dxa"/>
+              <w:right w:w="100" w:type="dxa"/>
+            </w:tcMar>
+          </w:tcPr>
+          <w:p>
+            <w:r>
+              <w:rPr>
+                <w:b w:val="0"/>
+                <w:bCs w:val="0"/>
+                <w:color w:val="000000"/>
+              </w:rPr>
+              <w:t>Trello</w:t>
+            </w:r>
+          </w:p>
+        </w:tc>
+        <w:tc>
+          <w:tcPr>
+            <w:tcW w:w="2600" w:type="dxa"/>
+            <w:tcMar>
+              <w:top w:w="80" w:type="dxa"/>
+              <w:left w:w="100" w:type="dxa"/>
+              <w:bottom w:w="80" w:type="dxa"/>
+              <w:right w:w="100" w:type="dxa"/>
+            </w:tcMar>
+          </w:tcPr>
+          <w:p>
+            <w:r>
+              <w:rPr>
+                <w:b w:val="0"/>
+                <w:bCs w:val="0"/>
+                <w:color w:val="000000"/>
+              </w:rPr>
+              <w:t>Community-driven content, template marketplace, humor-forward X/Twitter presence, integrations ecosystem content, lightweight blog</w:t>
+            </w:r>
+          </w:p>
+        </w:tc>
+        <w:tc>
+          <w:tcPr>
+            <w:tcW w:w="3200" w:type="dxa"/>
+            <w:tcMar>
+              <w:top w:w="80" w:type="dxa"/>
+              <w:left w:w="100" w:type="dxa"/>
+              <w:bottom w:w="80" w:type="dxa"/>
+              <w:right w:w="100" w:type="dxa"/>
+            </w:tcMar>
+          </w:tcPr>
+          <w:p>
+            <w:r>
+              <w:rPr>
+                <w:b w:val="0"/>
+                <w:bCs w:val="0"/>
+                <w:color w:val="000000"/>
+              </w:rPr>
+              <w:t>Casual, friendly tone aimed at individuals and small teams; leans on visual simplicity (Kanban boards) as the core hook</w:t>
+            </w:r>
+          </w:p>
+        </w:tc>
+        <w:tc>
+          <w:tcPr>
+            <w:tcW w:w="2200" w:type="dxa"/>
+            <w:tcMar>
+              <w:top w:w="80" w:type="dxa"/>
+              <w:left w:w="100" w:type="dxa"/>
+              <w:bottom w:w="80" w:type="dxa"/>
+              <w:right w:w="100" w:type="dxa"/>
+            </w:tcMar>
+          </w:tcPr>
+          <w:p>
+            <w:r>
+              <w:rPr>
+                <w:b w:val="0"/>
+                <w:bCs w:val="0"/>
+                <w:color w:val="000000"/>
+              </w:rPr>
+              <w:t>Trello owns 'simple and fun' for small teams; FlowDesk should differentiate on automated reporting depth, which Trello lacks natively</w:t>
+            </w:r>
+          </w:p>
+        </w:tc>
+      </w:tr>
+    </w:tbl>
+    <w:p>
+      <w:pPr>
+        <w:pStyle w:val="2"/>
+        <w:spacing w:before="400" w:after="200"/>
+      </w:pPr>
+      <w:r>
+        <w:t>2. Target Customer Personas (Ideal Customer Profiles)</w:t>
+      </w:r>
+    </w:p>
+    <w:p>
+      <w:pPr>
+        <w:pStyle w:val="4"/>
+        <w:spacing w:before="200" w:after="100"/>
+      </w:pPr>
+      <w:r>
+        <w:t>Persona 1: "Operations Olivia"</w:t>
+      </w:r>
+    </w:p>
+    <w:p>
+      <w:pPr>
+        <w:spacing w:after="80"/>
+      </w:pPr>
+      <w:r>
+        <w:rPr>
+          <w:b/>
+          <w:bCs/>
+        </w:rPr>
+        <w:t xml:space="preserve">Role: </w:t>
+      </w:r>
+      <w:r>
+        <w:t>Operations Manager / Head of Operations</w:t>
+      </w:r>
+    </w:p>
+    <w:p>
+      <w:pPr>
+        <w:spacing w:after="80"/>
+      </w:pPr>
+      <w:r>
+        <w:rPr>
+          <w:b/>
+          <w:bCs/>
+        </w:rPr>
+        <w:t xml:space="preserve">Company profile: </w:t>
+      </w:r>
+      <w:r>
+        <w:t>50-150 employee B2B services or SaaS company</w:t>
+      </w:r>
+    </w:p>
+    <w:p>
+      <w:pPr>
+        <w:spacing w:after="80"/>
+      </w:pPr>
+      <w:r>
+        <w:rPr>
+          <w:b/>
+          <w:bCs/>
+        </w:rPr>
+        <w:t xml:space="preserve">Age range: </w:t>
+      </w:r>
+      <w:r>
+        <w:t>32-45</w:t>
+      </w:r>
+    </w:p>
+    <w:p>
+      <w:pPr>
+        <w:spacing w:after="80"/>
+      </w:pPr>
+      <w:r>
+        <w:rPr>
+          <w:b/>
+          <w:bCs/>
+        </w:rPr>
+        <w:t xml:space="preserve">Goals: </w:t>
+      </w:r>
+      <w:r>
+        <w:t>Gain visibility across departments; reduce time spent in status-update meetings; standardize reporting across teams</w:t>
+      </w:r>
+    </w:p>
+    <w:p>
+      <w:pPr>
+        <w:spacing w:after="80"/>
+      </w:pPr>
+      <w:r>
+        <w:rPr>
+          <w:b/>
+          <w:bCs/>
+        </w:rPr>
+        <w:t xml:space="preserve">Pain points: </w:t>
+      </w:r>
+      <w:r>
+        <w:t>Data scattered across Slack, email, and spreadsheets; manual weekly report compilation takes 3-5 hours; missed deadlines due to lack of cross-team visibility</w:t>
+      </w:r>
+    </w:p>
+    <w:p>
+      <w:pPr>
+        <w:spacing w:after="80"/>
+      </w:pPr>
+      <w:r>
+        <w:rPr>
+          <w:b/>
+          <w:bCs/>
+        </w:rPr>
+        <w:t xml:space="preserve">Where they spend time online: </w:t>
+      </w:r>
+      <w:r>
+        <w:t>LinkedIn, operations-focused newsletters (e.g. Operations Weekly), G2/Capterra review pages</w:t>
+      </w:r>
+    </w:p>
+    <w:p>
+      <w:pPr>
+        <w:spacing w:after="80"/>
+      </w:pPr>
+      <w:r>
+        <w:rPr>
+          <w:b/>
+          <w:bCs/>
+        </w:rPr>
+        <w:t xml:space="preserve">Funnel entry point: </w:t>
+      </w:r>
+      <w:r>
+        <w:t>TOFU — educational content on operational efficiency and reporting overhead</w:t>
+      </w:r>
+    </w:p>
+    <w:p>
+      <w:pPr>
+        <w:pStyle w:val="4"/>
+        <w:spacing w:before="200" w:after="100"/>
+      </w:pPr>
+      <w:r>
+        <w:t>Persona 2: "Startup Sam"</w:t>
+      </w:r>
+    </w:p>
+    <w:p>
+      <w:pPr>
+        <w:spacing w:after="80"/>
+      </w:pPr>
+      <w:r>
+        <w:rPr>
+          <w:b/>
+          <w:bCs/>
+        </w:rPr>
+        <w:t xml:space="preserve">Role: </w:t>
+      </w:r>
+      <w:r>
+        <w:t>Founder / CEO</w:t>
+      </w:r>
+    </w:p>
+    <w:p>
+      <w:pPr>
+        <w:spacing w:after="80"/>
+      </w:pPr>
+      <w:r>
+        <w:rPr>
+          <w:b/>
+          <w:bCs/>
+        </w:rPr>
+        <w:t xml:space="preserve">Company profile: </w:t>
+      </w:r>
+      <w:r>
+        <w:t>10-30 person early-stage startup, seed to Series A</w:t>
+      </w:r>
+    </w:p>
+    <w:p>
+      <w:pPr>
+        <w:spacing w:after="80"/>
+      </w:pPr>
+      <w:r>
+        <w:rPr>
+          <w:b/>
+          <w:bCs/>
+        </w:rPr>
+        <w:t xml:space="preserve">Age range: </w:t>
+      </w:r>
+      <w:r>
+        <w:t>28-38</w:t>
+      </w:r>
+    </w:p>
+    <w:p>
+      <w:pPr>
+        <w:spacing w:after="80"/>
+      </w:pPr>
+      <w:r>
+        <w:rPr>
+          <w:b/>
+          <w:bCs/>
+        </w:rPr>
+        <w:t xml:space="preserve">Goals: </w:t>
+      </w:r>
+      <w:r>
+        <w:t>Ship product fast; keep a small team aligned without heavyweight process; keep software costs low</w:t>
+      </w:r>
+    </w:p>
+    <w:p>
+      <w:pPr>
+        <w:spacing w:after="80"/>
+      </w:pPr>
+      <w:r>
+        <w:rPr>
+          <w:b/>
+          <w:bCs/>
+        </w:rPr>
+        <w:t xml:space="preserve">Pain points: </w:t>
+      </w:r>
+      <w:r>
+        <w:t>Wears too many hats to chase status updates manually; skeptical of 'enterprise' tools that feel bloated; budget-conscious</w:t>
+      </w:r>
+    </w:p>
+    <w:p>
+      <w:pPr>
+        <w:spacing w:after="80"/>
+      </w:pPr>
+      <w:r>
+        <w:rPr>
+          <w:b/>
+          <w:bCs/>
+        </w:rPr>
+        <w:t xml:space="preserve">Where they spend time online: </w:t>
+      </w:r>
+      <w:r>
+        <w:t>Twitter/X (startup and indie-hacker community), Product Hunt, LinkedIn founder groups</w:t>
+      </w:r>
+    </w:p>
+    <w:p>
+      <w:pPr>
+        <w:spacing w:after="80"/>
+      </w:pPr>
+      <w:r>
+        <w:rPr>
+          <w:b/>
+          <w:bCs/>
+        </w:rPr>
+        <w:t xml:space="preserve">Funnel entry point: </w:t>
+      </w:r>
+      <w:r>
+        <w:t>TOFU — via relatable founder pain-point content and X threads</w:t>
+      </w:r>
+    </w:p>
+    <w:p>
+      <w:pPr>
+        <w:pStyle w:val="4"/>
+        <w:spacing w:before="200" w:after="100"/>
+      </w:pPr>
+      <w:r>
+        <w:t>Persona 3: "Agency Amy"</w:t>
+      </w:r>
+    </w:p>
+    <w:p>
+      <w:pPr>
+        <w:spacing w:after="80"/>
+      </w:pPr>
+      <w:r>
+        <w:rPr>
+          <w:b/>
+          <w:bCs/>
+        </w:rPr>
+        <w:t xml:space="preserve">Role: </w:t>
+      </w:r>
+      <w:r>
+        <w:t>Project Lead / Account Director</w:t>
+      </w:r>
+    </w:p>
+    <w:p>
+      <w:pPr>
+        <w:spacing w:after="80"/>
+      </w:pPr>
+      <w:r>
+        <w:rPr>
+          <w:b/>
+          <w:bCs/>
+        </w:rPr>
+        <w:t xml:space="preserve">Company profile: </w:t>
+      </w:r>
+      <w:r>
+        <w:t>20-80 person creative or marketing agency managing multiple client accounts</w:t>
+      </w:r>
+    </w:p>
+    <w:p>
+      <w:pPr>
+        <w:spacing w:after="80"/>
+      </w:pPr>
+      <w:r>
+        <w:rPr>
+          <w:b/>
+          <w:bCs/>
+        </w:rPr>
+        <w:t xml:space="preserve">Age range: </w:t>
+      </w:r>
+      <w:r>
+        <w:t>27-40</w:t>
+      </w:r>
+    </w:p>
+    <w:p>
+      <w:pPr>
+        <w:spacing w:after="80"/>
+      </w:pPr>
+      <w:r>
+        <w:rPr>
+          <w:b/>
+          <w:bCs/>
+        </w:rPr>
+        <w:t xml:space="preserve">Goals: </w:t>
+      </w:r>
+      <w:r>
+        <w:t>Keep multiple client projects on track simultaneously; give clients transparent, professional reporting; reduce scope creep</w:t>
+      </w:r>
+    </w:p>
+    <w:p>
+      <w:pPr>
+        <w:spacing w:after="80"/>
+      </w:pPr>
+      <w:r>
+        <w:rPr>
+          <w:b/>
+          <w:bCs/>
+        </w:rPr>
+        <w:t xml:space="preserve">Pain points: </w:t>
+      </w:r>
+      <w:r>
+        <w:t>Juggling deadlines across tools for different clients; building status decks manually eats billable hours; clients ask 'what's the status?' constantly</w:t>
+      </w:r>
+    </w:p>
+    <w:p>
+      <w:pPr>
+        <w:spacing w:after="80"/>
+      </w:pPr>
+      <w:r>
+        <w:rPr>
+          <w:b/>
+          <w:bCs/>
+        </w:rPr>
+        <w:t xml:space="preserve">Where they spend time online: </w:t>
+      </w:r>
+      <w:r>
+        <w:t>LinkedIn agency groups, industry Slack communities, agency-focused blogs (e.g. Agency Analytics blog)</w:t>
+      </w:r>
+    </w:p>
+    <w:p>
+      <w:pPr>
+        <w:spacing w:after="80"/>
+      </w:pPr>
+      <w:r>
+        <w:rPr>
+          <w:b/>
+          <w:bCs/>
+        </w:rPr>
+        <w:t xml:space="preserve">Funnel entry point: </w:t>
+      </w:r>
+      <w:r>
+        <w:t>MOFU — enters via comparison content and client-reporting case studies</w:t>
+      </w:r>
+    </w:p>
+    <w:p>
+      <w:pPr>
+        <w:pStyle w:val="2"/>
+        <w:spacing w:before="400" w:after="200"/>
+      </w:pPr>
+      <w:r>
+        <w:t>3. Marketing Funnel Stage Mapping</w:t>
+      </w:r>
+    </w:p>
+    <w:p>
+      <w:pPr>
+        <w:spacing w:after="120"/>
+      </w:pPr>
+      <w:r>
+        <w:t>Every piece of content and every ad in this campaign is mapped to one of three funnel stages so messaging always matches the audience's readiness to buy:</w:t>
+      </w:r>
+    </w:p>
+    <w:tbl>
+      <w:tblPr>
+        <w:tblStyle w:val="9"/>
+        <w:tblW w:w="9600" w:type="dxa"/>
+        <w:tblInd w:w="0" w:type="dxa"/>
+        <w:tblBorders>
+          <w:top w:val="single" w:color="auto" w:sz="4" w:space="0"/>
+          <w:left w:val="single" w:color="auto" w:sz="4" w:space="0"/>
+          <w:bottom w:val="single" w:color="auto" w:sz="4" w:space="0"/>
+          <w:right w:val="single" w:color="auto" w:sz="4" w:space="0"/>
+          <w:insideH w:val="single" w:color="auto" w:sz="4" w:space="0"/>
+          <w:insideV w:val="single" w:color="auto" w:sz="4" w:space="0"/>
+        </w:tblBorders>
+        <w:tblLayout w:type="autofit"/>
+        <w:tblCellMar>
+          <w:top w:w="0" w:type="dxa"/>
+          <w:left w:w="10" w:type="dxa"/>
+          <w:bottom w:w="0" w:type="dxa"/>
+          <w:right w:w="10" w:type="dxa"/>
+        </w:tblCellMar>
+      </w:tblPr>
+      <w:tblGrid>
+        <w:gridCol w:w="1600"/>
+        <w:gridCol w:w="3600"/>
+        <w:gridCol w:w="4400"/>
+      </w:tblGrid>
+      <w:tr>
+        <w:tblPrEx>
+          <w:tblBorders>
+            <w:top w:val="single" w:color="auto" w:sz="4" w:space="0"/>
+            <w:left w:val="single" w:color="auto" w:sz="4" w:space="0"/>
+            <w:bottom w:val="single" w:color="auto" w:sz="4" w:space="0"/>
+            <w:right w:val="single" w:color="auto" w:sz="4" w:space="0"/>
+            <w:insideH w:val="single" w:color="auto" w:sz="4" w:space="0"/>
+            <w:insideV w:val="single" w:color="auto" w:sz="4" w:space="0"/>
+          </w:tblBorders>
+          <w:tblCellMar>
+            <w:top w:w="0" w:type="dxa"/>
+            <w:left w:w="10" w:type="dxa"/>
+            <w:bottom w:w="0" w:type="dxa"/>
+            <w:right w:w="10" w:type="dxa"/>
+          </w:tblCellMar>
+        </w:tblPrEx>
+        <w:trPr>
+          <w:tblHeader/>
+        </w:trPr>
+        <w:tc>
+          <w:tcPr>
+            <w:tcW w:w="1600" w:type="dxa"/>
+            <w:shd w:val="clear" w:color="auto" w:fill="1F3864"/>
+            <w:tcMar>
+              <w:top w:w="80" w:type="dxa"/>
+              <w:left w:w="100" w:type="dxa"/>
+              <w:bottom w:w="80" w:type="dxa"/>
+              <w:right w:w="100" w:type="dxa"/>
+            </w:tcMar>
+          </w:tcPr>
+          <w:p>
+            <w:r>
+              <w:rPr>
+                <w:b/>
+                <w:bCs/>
+                <w:color w:val="FFFFFF"/>
+              </w:rPr>
+              <w:t>Stage</w:t>
+            </w:r>
+          </w:p>
+        </w:tc>
+        <w:tc>
+          <w:tcPr>
+            <w:tcW w:w="3600" w:type="dxa"/>
+            <w:shd w:val="clear" w:color="auto" w:fill="1F3864"/>
+            <w:tcMar>
+              <w:top w:w="80" w:type="dxa"/>
+              <w:left w:w="100" w:type="dxa"/>
+              <w:bottom w:w="80" w:type="dxa"/>
+              <w:right w:w="100" w:type="dxa"/>
+            </w:tcMar>
+          </w:tcPr>
+          <w:p>
+            <w:r>
+              <w:rPr>
+                <w:b/>
+                <w:bCs/>
+                <w:color w:val="FFFFFF"/>
+              </w:rPr>
+              <w:t>Goal</w:t>
+            </w:r>
+          </w:p>
+        </w:tc>
+        <w:tc>
+          <w:tcPr>
+            <w:tcW w:w="4400" w:type="dxa"/>
+            <w:shd w:val="clear" w:color="auto" w:fill="1F3864"/>
+            <w:tcMar>
+              <w:top w:w="80" w:type="dxa"/>
+              <w:left w:w="100" w:type="dxa"/>
+              <w:bottom w:w="80" w:type="dxa"/>
+              <w:right w:w="100" w:type="dxa"/>
+            </w:tcMar>
+          </w:tcPr>
+          <w:p>
+            <w:r>
+              <w:rPr>
+                <w:b/>
+                <w:bCs/>
+                <w:color w:val="FFFFFF"/>
+              </w:rPr>
+              <w:t>Content Types</w:t>
+            </w:r>
+          </w:p>
+        </w:tc>
+      </w:tr>
+      <w:tr>
+        <w:tblPrEx>
+          <w:tblBorders>
+            <w:top w:val="single" w:color="auto" w:sz="4" w:space="0"/>
+            <w:left w:val="single" w:color="auto" w:sz="4" w:space="0"/>
+            <w:bottom w:val="single" w:color="auto" w:sz="4" w:space="0"/>
+            <w:right w:val="single" w:color="auto" w:sz="4" w:space="0"/>
+            <w:insideH w:val="single" w:color="auto" w:sz="4" w:space="0"/>
+            <w:insideV w:val="single" w:color="auto" w:sz="4" w:space="0"/>
+          </w:tblBorders>
+          <w:tblCellMar>
+            <w:top w:w="0" w:type="dxa"/>
+            <w:left w:w="10" w:type="dxa"/>
+            <w:bottom w:w="0" w:type="dxa"/>
+            <w:right w:w="10" w:type="dxa"/>
+          </w:tblCellMar>
+        </w:tblPrEx>
+        <w:tc>
+          <w:tcPr>
+            <w:tcW w:w="1600" w:type="dxa"/>
+            <w:tcMar>
+              <w:top w:w="80" w:type="dxa"/>
+              <w:left w:w="100" w:type="dxa"/>
+              <w:bottom w:w="80" w:type="dxa"/>
+              <w:right w:w="100" w:type="dxa"/>
+            </w:tcMar>
+          </w:tcPr>
+          <w:p>
+            <w:r>
+              <w:rPr>
+                <w:b w:val="0"/>
+                <w:bCs w:val="0"/>
+                <w:color w:val="000000"/>
+              </w:rPr>
+              <w:t>TOFU
+(Awareness)</w:t>
+            </w:r>
+          </w:p>
+        </w:tc>
+        <w:tc>
+          <w:tcPr>
+            <w:tcW w:w="3600" w:type="dxa"/>
+            <w:tcMar>
+              <w:top w:w="80" w:type="dxa"/>
+              <w:left w:w="100" w:type="dxa"/>
+              <w:bottom w:w="80" w:type="dxa"/>
+              <w:right w:w="100" w:type="dxa"/>
+            </w:tcMar>
+          </w:tcPr>
+          <w:p>
+            <w:r>
+              <w:rPr>
+                <w:b w:val="0"/>
+                <w:bCs w:val="0"/>
+                <w:color w:val="000000"/>
+              </w:rPr>
+              <w:t>Get in front of people who have the problem but aren't looking for a tool yet</w:t>
+            </w:r>
+          </w:p>
+        </w:tc>
+        <w:tc>
+          <w:tcPr>
+            <w:tcW w:w="4400" w:type="dxa"/>
+            <w:tcMar>
+              <w:top w:w="80" w:type="dxa"/>
+              <w:left w:w="100" w:type="dxa"/>
+              <w:bottom w:w="80" w:type="dxa"/>
+              <w:right w:w="100" w:type="dxa"/>
+            </w:tcMar>
+          </w:tcPr>
+          <w:p>
+            <w:r>
+              <w:rPr>
+                <w:b w:val="0"/>
+                <w:bCs w:val="0"/>
+                <w:color w:val="000000"/>
+              </w:rPr>
+              <w:t>Industry stats, relatable pain-point posts, 'signs your team needs X' listicles, memes, X threads</w:t>
+            </w:r>
+          </w:p>
+        </w:tc>
+      </w:tr>
+      <w:tr>
+        <w:tblPrEx>
+          <w:tblBorders>
+            <w:top w:val="single" w:color="auto" w:sz="4" w:space="0"/>
+            <w:left w:val="single" w:color="auto" w:sz="4" w:space="0"/>
+            <w:bottom w:val="single" w:color="auto" w:sz="4" w:space="0"/>
+            <w:right w:val="single" w:color="auto" w:sz="4" w:space="0"/>
+            <w:insideH w:val="single" w:color="auto" w:sz="4" w:space="0"/>
+            <w:insideV w:val="single" w:color="auto" w:sz="4" w:space="0"/>
+          </w:tblBorders>
+          <w:tblCellMar>
+            <w:top w:w="0" w:type="dxa"/>
+            <w:left w:w="10" w:type="dxa"/>
+            <w:bottom w:w="0" w:type="dxa"/>
+            <w:right w:w="10" w:type="dxa"/>
+          </w:tblCellMar>
+        </w:tblPrEx>
+        <w:tc>
+          <w:tcPr>
+            <w:tcW w:w="1600" w:type="dxa"/>
+            <w:tcMar>
+              <w:top w:w="80" w:type="dxa"/>
+              <w:left w:w="100" w:type="dxa"/>
+              <w:bottom w:w="80" w:type="dxa"/>
+              <w:right w:w="100" w:type="dxa"/>
+            </w:tcMar>
+          </w:tcPr>
+          <w:p>
+            <w:r>
+              <w:rPr>
+                <w:b w:val="0"/>
+                <w:bCs w:val="0"/>
+                <w:color w:val="000000"/>
+              </w:rPr>
+              <w:t>MOFU
+(Consideration)</w:t>
+            </w:r>
+          </w:p>
+        </w:tc>
+        <w:tc>
+          <w:tcPr>
+            <w:tcW w:w="3600" w:type="dxa"/>
+            <w:tcMar>
+              <w:top w:w="80" w:type="dxa"/>
+              <w:left w:w="100" w:type="dxa"/>
+              <w:bottom w:w="80" w:type="dxa"/>
+              <w:right w:w="100" w:type="dxa"/>
+            </w:tcMar>
+          </w:tcPr>
+          <w:p>
+            <w:r>
+              <w:rPr>
+                <w:b w:val="0"/>
+                <w:bCs w:val="0"/>
+                <w:color w:val="000000"/>
+              </w:rPr>
+              <w:t>Educate on how FlowDesk solves the problem; build trust vs. alternatives</w:t>
+            </w:r>
+          </w:p>
+        </w:tc>
+        <w:tc>
+          <w:tcPr>
+            <w:tcW w:w="4400" w:type="dxa"/>
+            <w:tcMar>
+              <w:top w:w="80" w:type="dxa"/>
+              <w:left w:w="100" w:type="dxa"/>
+              <w:bottom w:w="80" w:type="dxa"/>
+              <w:right w:w="100" w:type="dxa"/>
+            </w:tcMar>
+          </w:tcPr>
+          <w:p>
+            <w:r>
+              <w:rPr>
+                <w:b w:val="0"/>
+                <w:bCs w:val="0"/>
+                <w:color w:val="000000"/>
+              </w:rPr>
+              <w:t>Feature deep-dives, 'vs Asana/Monday/Trello' comparisons, customer stories, how-to blog posts, webinars</w:t>
+            </w:r>
+          </w:p>
+        </w:tc>
+      </w:tr>
+      <w:tr>
+        <w:tblPrEx>
+          <w:tblBorders>
+            <w:top w:val="single" w:color="auto" w:sz="4" w:space="0"/>
+            <w:left w:val="single" w:color="auto" w:sz="4" w:space="0"/>
+            <w:bottom w:val="single" w:color="auto" w:sz="4" w:space="0"/>
+            <w:right w:val="single" w:color="auto" w:sz="4" w:space="0"/>
+            <w:insideH w:val="single" w:color="auto" w:sz="4" w:space="0"/>
+            <w:insideV w:val="single" w:color="auto" w:sz="4" w:space="0"/>
+          </w:tblBorders>
+          <w:tblCellMar>
+            <w:top w:w="0" w:type="dxa"/>
+            <w:left w:w="10" w:type="dxa"/>
+            <w:bottom w:w="0" w:type="dxa"/>
+            <w:right w:w="10" w:type="dxa"/>
+          </w:tblCellMar>
+        </w:tblPrEx>
+        <w:tc>
+          <w:tcPr>
+            <w:tcW w:w="1600" w:type="dxa"/>
+            <w:tcMar>
+              <w:top w:w="80" w:type="dxa"/>
+              <w:left w:w="100" w:type="dxa"/>
+              <w:bottom w:w="80" w:type="dxa"/>
+              <w:right w:w="100" w:type="dxa"/>
+            </w:tcMar>
+          </w:tcPr>
+          <w:p>
+            <w:r>
+              <w:rPr>
+                <w:b w:val="0"/>
+                <w:bCs w:val="0"/>
+                <w:color w:val="000000"/>
+              </w:rPr>
+              <w:t>BOFU
+(Decision)</w:t>
+            </w:r>
+          </w:p>
+        </w:tc>
+        <w:tc>
+          <w:tcPr>
+            <w:tcW w:w="3600" w:type="dxa"/>
+            <w:tcMar>
+              <w:top w:w="80" w:type="dxa"/>
+              <w:left w:w="100" w:type="dxa"/>
+              <w:bottom w:w="80" w:type="dxa"/>
+              <w:right w:w="100" w:type="dxa"/>
+            </w:tcMar>
+          </w:tcPr>
+          <w:p>
+            <w:r>
+              <w:rPr>
+                <w:b w:val="0"/>
+                <w:bCs w:val="0"/>
+                <w:color w:val="000000"/>
+              </w:rPr>
+              <w:t>Convert warm leads into trial signups and paying customers</w:t>
+            </w:r>
+          </w:p>
+        </w:tc>
+        <w:tc>
+          <w:tcPr>
+            <w:tcW w:w="4400" w:type="dxa"/>
+            <w:tcMar>
+              <w:top w:w="80" w:type="dxa"/>
+              <w:left w:w="100" w:type="dxa"/>
+              <w:bottom w:w="80" w:type="dxa"/>
+              <w:right w:w="100" w:type="dxa"/>
+            </w:tcMar>
+          </w:tcPr>
+          <w:p>
+            <w:r>
+              <w:rPr>
+                <w:b w:val="0"/>
+                <w:bCs w:val="0"/>
+                <w:color w:val="000000"/>
+              </w:rPr>
+              <w:t>Free trial CTAs, ROI/pricing content, testimonials &amp; case studies, live demo booking, limited-time offers</w:t>
+            </w:r>
+          </w:p>
+        </w:tc>
+      </w:tr>
+    </w:tbl>
+    <w:p>
+      <w:pPr>
+        <w:pStyle w:val="2"/>
+        <w:spacing w:before="400" w:after="200"/>
+      </w:pPr>
+      <w:r>
+        <w:t>4. Week 1 Summary</w:t>
+      </w:r>
+      <w:bookmarkStart w:id="0" w:name="_GoBack"/>
+      <w:bookmarkEnd w:id="0"/>
+    </w:p>
+    <w:p>
+      <w:pPr>
+        <w:spacing w:after="120"/>
+      </w:pPr>
+      <w:r>
+        <w:t>This week established the strategic foundation for the campaign: a clear view of how competitors market themselves, three well-defined target personas, and a funnel structure that will guide every piece of content created in Weeks 2 and 3 (30-day content calendar, paid ads, and email drip sequence).</w:t>
+      </w:r>
+    </w:p>
+    <w:p>
+      <w:pPr>
+        <w:spacing w:after="120"/>
+      </w:pPr>
     </w:p>
     <w:sectPr>
-      <w:pgSz w:w="12240" w:h="15840" w:orient="portrait"/>
+      <w:pgSz w:w="12240" w:h="15840"/>
       <w:pgMar w:top="1080" w:right="1080" w:bottom="1080" w:left="1080" w:header="708" w:footer="708" w:gutter="0"/>
-      <w:pgNumType/>
-      <w:docGrid w:linePitch="360"/>
+      <w:cols w:space="720" w:num="1"/>
+      <w:docGrid w:linePitch="360" w:charSpace="0"/>
     </w:sectPr>
   </w:body>
 </w:document>
 </file>
 
-<file path=word/comments.xml><?xml version="1.0" encoding="utf-8"?>
-<w:comments xmlns:cx="http://schemas.microsoft.com/office/drawing/2014/chartex" xmlns:cx1="http://schemas.microsoft.com/office/drawing/2015/9/8/chartex" xmlns:cx2="http://schemas.microsoft.com/office/drawing/2015/10/21/chartex" xmlns:cx3="http://schemas.microsoft.com/office/drawing/2016/5/9/chartex" xmlns:cx4="http://schemas.microsoft.com/office/drawing/2016/5/10/chartex" xmlns:cx5="http://schemas.microsoft.com/office/drawing/2016/5/11/chartex" xmlns:cx6="http://schemas.microsoft.com/office/drawing/2016/5/12/chartex" xmlns:cx7="http://schemas.microsoft.com/office/drawing/2016/5/13/chartex" xmlns:cx8="http://schemas.microsoft.com/office/drawing/2016/5/14/chartex" xmlns:mc="http://schemas.openxmlformats.org/markup-compatibility/2006" xmlns:aink="http://schemas.microsoft.com/office/drawing/2016/ink" xmlns:am3d="http://schemas.microsoft.com/office/drawing/2017/model3d" xmlns:o="urn:schemas-microsoft-com:office:office" xmlns:r="http://schemas.openxmlformats.org/officeDocument/2006/relationships" xmlns:m="http://schemas.openxmlformats.org/officeDocument/2006/math" xmlns:v="urn:schemas-microsoft-com:vml" xmlns:wp14="http://schemas.microsoft.com/office/word/2010/wordprocessingDrawing" xmlns:wp="http://schemas.openxmlformats.org/drawingml/2006/wordprocessingDrawing" xmlns:w10="urn:schemas-microsoft-com:office:word" xmlns:w="http://schemas.openxmlformats.org/wordprocessingml/2006/main" xmlns:w14="http://schemas.microsoft.com/office/word/2010/wordml" xmlns:w15="http://schemas.microsoft.com/office/word/2012/wordml" xmlns:w16cex="http://schemas.microsoft.com/office/word/2018/wordml/cex" xmlns:w16cid="http://schemas.microsoft.com/office/word/2016/wordml/cid" xmlns:w16="http://schemas.microsoft.com/office/word/2018/wordml" xmlns:w16sdtdh="http://schemas.microsoft.com/office/word/2020/wordml/sdtdatahash" xmlns:w16se="http://schemas.microsoft.com/office/word/2015/wordml/symex" xmlns:wpg="http://schemas.microsoft.com/office/word/2010/wordprocessingGroup" xmlns:wpi="http://schemas.microsoft.com/office/word/2010/wordprocessingInk" xmlns:wne="http://schemas.microsoft.com/office/word/2006/wordml" xmlns:wps="http://schemas.microsoft.com/office/word/2010/wordprocessingShape"/>
-</file>
-
-<file path=word/endnotes.xml><?xml version="1.0" encoding="utf-8"?>
-<w:endnotes xmlns:wpc="http://schemas.microsoft.com/office/word/2010/wordprocessingCanvas" xmlns:mc="http://schemas.openxmlformats.org/markup-compatibility/2006" xmlns:o="urn:schemas-microsoft-com:office:office" xmlns:r="http://schemas.openxmlformats.org/officeDocument/2006/relationships" xmlns:m="http://schemas.openxmlformats.org/officeDocument/2006/math" xmlns:v="urn:schemas-microsoft-com:vml" xmlns:wp14="http://schemas.microsoft.com/office/word/2010/wordprocessingDrawing" xmlns:wp="http://schemas.openxmlformats.org/drawingml/2006/wordprocessingDrawing" xmlns:w10="urn:schemas-microsoft-com:office:word" xmlns:w="http://schemas.openxmlformats.org/wordprocessingml/2006/main" xmlns:w14="http://schemas.microsoft.com/office/word/2010/wordml" xmlns:w15="http://schemas.microsoft.com/office/word/2012/wordml" xmlns:wpg="http://schemas.microsoft.com/office/word/2010/wordprocessingGroup" xmlns:wpi="http://schemas.microsoft.com/office/word/2010/wordprocessingInk" xmlns:wne="http://schemas.microsoft.com/office/word/2006/wordml" xmlns:wps="http://schemas.microsoft.com/office/word/2010/wordprocessingShape" mc:Ignorable="w14 w15 wp14">
-  <w:endnote w:type="separator" w:id="-1">
-    <w:p>
-      <w:pPr>
-        <w:spacing w:after="0" w:line="240" w:lineRule="auto"/>
-      </w:pPr>
-      <w:r>
-        <w:rPr>
-          <w:rStyle w:val="EndnoteReference"/>
-        </w:rPr>
-        <w:endnoteRef/>
-      </w:r>
-      <w:r>
-        <w:separator/>
-      </w:r>
-    </w:p>
-  </w:endnote>
-  <w:endnote w:type="continuationSeparator" w:id="0">
-    <w:p>
-      <w:pPr>
-        <w:spacing w:after="0" w:line="240" w:lineRule="auto"/>
-      </w:pPr>
-      <w:r>
-        <w:rPr>
-          <w:rStyle w:val="EndnoteReference"/>
-        </w:rPr>
-        <w:endnoteRef/>
-      </w:r>
-      <w:r>
-        <w:continuationSeparator/>
-      </w:r>
-    </w:p>
-  </w:endnote>
-</w:endnotes>
-</file>
-
-<file path=word/footnotes.xml><?xml version="1.0" encoding="utf-8"?>
-<w:footnotes xmlns:wpc="http://schemas.microsoft.com/office/word/2010/wordprocessingCanvas" xmlns:mc="http://schemas.openxmlformats.org/markup-compatibility/2006" xmlns:o="urn:schemas-microsoft-com:office:office" xmlns:r="http://schemas.openxmlformats.org/officeDocument/2006/relationships" xmlns:m="http://schemas.openxmlformats.org/officeDocument/2006/math" xmlns:v="urn:schemas-microsoft-com:vml" xmlns:wp14="http://schemas.microsoft.com/office/word/2010/wordprocessingDrawing" xmlns:wp="http://schemas.openxmlformats.org/drawingml/2006/wordprocessingDrawing" xmlns:w10="urn:schemas-microsoft-com:office:word" xmlns:w="http://schemas.openxmlformats.org/wordprocessingml/2006/main" xmlns:w14="http://schemas.microsoft.com/office/word/2010/wordml" xmlns:w15="http://schemas.microsoft.com/office/word/2012/wordml" xmlns:wpg="http://schemas.microsoft.com/office/word/2010/wordprocessingGroup" xmlns:wpi="http://schemas.microsoft.com/office/word/2010/wordprocessingInk" xmlns:wne="http://schemas.microsoft.com/office/word/2006/wordml" xmlns:wps="http://schemas.microsoft.com/office/word/2010/wordprocessingShape" mc:Ignorable="w14 w15 wp14">
-  <w:footnote w:type="separator" w:id="-1">
-    <w:p>
-      <w:pPr>
-        <w:spacing w:after="0" w:line="240" w:lineRule="auto"/>
-      </w:pPr>
-      <w:r>
-        <w:rPr>
-          <w:rStyle w:val="FootnoteReference"/>
-        </w:rPr>
-        <w:footnoteRef/>
-      </w:r>
-      <w:r>
-        <w:separator/>
-      </w:r>
-    </w:p>
-  </w:footnote>
-  <w:footnote w:type="continuationSeparator" w:id="0">
-    <w:p>
-      <w:pPr>
-        <w:spacing w:after="0" w:line="240" w:lineRule="auto"/>
-      </w:pPr>
-      <w:r>
-        <w:rPr>
-          <w:rStyle w:val="FootnoteReference"/>
-        </w:rPr>
-        <w:footnoteRef/>
-      </w:r>
-      <w:r>
-        <w:continuationSeparator/>
-      </w:r>
-    </w:p>
-  </w:footnote>
-</w:footnotes>
-</file>
-
-<file path=word/numbering.xml><?xml version="1.0" encoding="utf-8"?>
-<w:numbering xmlns:wpc="http://schemas.microsoft.com/office/word/2010/wordprocessingCanvas" xmlns:mc="http://schemas.openxmlformats.org/markup-compatibility/2006" xmlns:o="urn:schemas-microsoft-com:office:office" xmlns:r="http://schemas.openxmlformats.org/officeDocument/2006/relationships" xmlns:m="http://schemas.openxmlformats.org/officeDocument/2006/math" xmlns:v="urn:schemas-microsoft-com:vml" xmlns:wp14="http://schemas.microsoft.com/office/word/2010/wordprocessingDrawing" xmlns:wp="http://schemas.openxmlformats.org/drawingml/2006/wordprocessingDrawing" xmlns:w10="urn:schemas-microsoft-com:office:word" xmlns:w="http://schemas.openxmlformats.org/wordprocessingml/2006/main" xmlns:w14="http://schemas.microsoft.com/office/word/2010/wordml" xmlns:w15="http://schemas.microsoft.com/office/word/2012/wordml" xmlns:wpg="http://schemas.microsoft.com/office/word/2010/wordprocessingGroup" xmlns:wpi="http://schemas.microsoft.com/office/word/2010/wordprocessingInk" xmlns:wne="http://schemas.microsoft.com/office/word/2006/wordml" xmlns:wps="http://schemas.microsoft.com/office/word/2010/wordprocessingShape" mc:Ignorable="w14 w15 wp14">
-  <w:abstractNum w:abstractNumId="1" w15:restartNumberingAfterBreak="0">
-    <w:multiLevelType w:val="hybridMultilevel"/>
-    <w:lvl w:ilvl="0" w15:tentative="1">
-      <w:start w:val="1"/>
-      <w:numFmt w:val="bullet"/>
-      <w:lvlText w:val="●"/>
-      <w:lvlJc w:val="left"/>
-      <w:pPr>
-        <w:ind w:left="720" w:hanging="360"/>
-      </w:pPr>
-    </w:lvl>
-    <w:lvl w:ilvl="1" w15:tentative="1">
-      <w:start w:val="1"/>
-      <w:numFmt w:val="bullet"/>
-      <w:lvlText w:val="○"/>
-      <w:lvlJc w:val="left"/>
-      <w:pPr>
-        <w:ind w:left="1440" w:hanging="360"/>
-      </w:pPr>
-    </w:lvl>
-    <w:lvl w:ilvl="2" w15:tentative="1">
-      <w:start w:val="1"/>
-      <w:numFmt w:val="bullet"/>
-      <w:lvlText w:val="■"/>
-      <w:lvlJc w:val="left"/>
-      <w:pPr>
-        <w:ind w:left="2160" w:hanging="360"/>
-      </w:pPr>
-    </w:lvl>
-    <w:lvl w:ilvl="3" w15:tentative="1">
-      <w:start w:val="1"/>
-      <w:numFmt w:val="bullet"/>
-      <w:lvlText w:val="●"/>
-      <w:lvlJc w:val="left"/>
-      <w:pPr>
-        <w:ind w:left="2880" w:hanging="360"/>
-      </w:pPr>
-    </w:lvl>
-    <w:lvl w:ilvl="4" w15:tentative="1">
-      <w:start w:val="1"/>
-      <w:numFmt w:val="bullet"/>
-      <w:lvlText w:val="○"/>
-      <w:lvlJc w:val="left"/>
-      <w:pPr>
-        <w:ind w:left="3600" w:hanging="360"/>
-      </w:pPr>
-    </w:lvl>
-    <w:lvl w:ilvl="5" w15:tentative="1">
-      <w:start w:val="1"/>
-      <w:numFmt w:val="bullet"/>
-      <w:lvlText w:val="■"/>
-      <w:lvlJc w:val="left"/>
-      <w:pPr>
-        <w:ind w:left="4320" w:hanging="360"/>
-      </w:pPr>
-    </w:lvl>
-    <w:lvl w:ilvl="6" w15:tentative="1">
-      <w:start w:val="1"/>
-      <w:numFmt w:val="bullet"/>
-      <w:lvlText w:val="●"/>
-      <w:lvlJc w:val="left"/>
-      <w:pPr>
-        <w:ind w:left="5040" w:hanging="360"/>
-      </w:pPr>
-    </w:lvl>
-    <w:lvl w:ilvl="7" w15:tentative="1">
-      <w:start w:val="1"/>
-      <w:numFmt w:val="bullet"/>
-      <w:lvlText w:val="●"/>
-      <w:lvlJc w:val="left"/>
-      <w:pPr>
-        <w:ind w:left="5760" w:hanging="360"/>
-      </w:pPr>
-    </w:lvl>
-    <w:lvl w:ilvl="8" w15:tentative="1">
-      <w:start w:val="1"/>
-      <w:numFmt w:val="bullet"/>
-      <w:lvlText w:val="●"/>
-      <w:lvlJc w:val="left"/>
-      <w:pPr>
-        <w:ind w:left="6480" w:hanging="360"/>
-      </w:pPr>
-    </w:lvl>
-  </w:abstractNum>
-  <w:num w:numId="1">
-    <w:abstractNumId w:val="1"/>
-    <w:lvlOverride w:ilvl="0">
-      <w:startOverride w:val="1"/>
-    </w:lvlOverride>
-  </w:num>
-</w:numbering>
-</file>
-
 <file path=word/styles.xml><?xml version="1.0" encoding="utf-8"?>
-<w:styles xmlns:mc="http://schemas.openxmlformats.org/markup-compatibility/2006" xmlns:r="http://schemas.openxmlformats.org/officeDocument/2006/relationships" xmlns:w="http://schemas.openxmlformats.org/wordprocessingml/2006/main" xmlns:w14="http://schemas.microsoft.com/office/word/2010/wordml" xmlns:w15="http://schemas.microsoft.com/office/word/2012/wordml" mc:Ignorable="w14 w15">
+<w:styles xmlns:mc="http://schemas.openxmlformats.org/markup-compatibility/2006" xmlns:o="urn:schemas-microsoft-com:office:office" xmlns:r="http://schemas.openxmlformats.org/officeDocument/2006/relationships" xmlns:m="http://schemas.openxmlformats.org/officeDocument/2006/math" xmlns:v="urn:schemas-microsoft-com:vml" xmlns:w="http://schemas.openxmlformats.org/wordprocessingml/2006/main" xmlns:w14="http://schemas.microsoft.com/office/word/2010/wordml" xmlns:w10="urn:schemas-microsoft-com:office:word" xmlns:sl="http://schemas.openxmlformats.org/schemaLibrary/2006/main" xmlns:wpsCustomData="http://www.wps.cn/officeDocument/2013/wpsCustomData" mc:Ignorable="w14">
   <w:docDefaults>
     <w:rPrDefault>
       <w:rPr>
-        <w:rFonts w:ascii="Calibri" w:cs="Calibri" w:eastAsia="Calibri" w:hAnsi="Calibri"/>
-        <w:sz w:val="22"/>
-        <w:szCs w:val="22"/>
+        <w:rFonts w:ascii="Calibri" w:hAnsi="Calibri" w:eastAsia="Calibri" w:cs="Calibri"/>
       </w:rPr>
     </w:rPrDefault>
     <w:pPrDefault/>
   </w:docDefaults>
-  <w:style w:type="paragraph" w:styleId="Title">
-    <w:name w:val="Title"/>
-    <w:basedOn w:val="Normal"/>
-    <w:next w:val="Normal"/>
+  <w:latentStyles w:count="260" w:defQFormat="0" w:defUnhideWhenUsed="1" w:defSemiHidden="1" w:defUIPriority="99" w:defLockedState="0">
+    <w:lsdException w:qFormat="1" w:unhideWhenUsed="0" w:uiPriority="0" w:semiHidden="0" w:name="Normal"/>
+    <w:lsdException w:qFormat="1" w:unhideWhenUsed="0" w:uiPriority="0" w:semiHidden="0" w:name="heading 1"/>
+    <w:lsdException w:qFormat="1" w:unhideWhenUsed="0" w:uiPriority="0" w:semiHidden="0" w:name="heading 2"/>
+    <w:lsdException w:qFormat="1" w:unhideWhenUsed="0" w:uiPriority="0" w:semiHidden="0" w:name="heading 3"/>
+    <w:lsdException w:qFormat="1" w:unhideWhenUsed="0" w:uiPriority="0" w:semiHidden="0" w:name="heading 4"/>
+    <w:lsdException w:qFormat="1" w:unhideWhenUsed="0" w:uiPriority="0" w:semiHidden="0" w:name="heading 5"/>
+    <w:lsdException w:qFormat="1" w:unhideWhenUsed="0" w:uiPriority="0" w:semiHidden="0" w:name="heading 6"/>
+    <w:lsdException w:qFormat="1" w:uiPriority="0" w:name="heading 7"/>
+    <w:lsdException w:qFormat="1" w:uiPriority="0" w:name="heading 8"/>
+    <w:lsdException w:qFormat="1" w:uiPriority="0" w:name="heading 9"/>
+    <w:lsdException w:unhideWhenUsed="0" w:uiPriority="0" w:semiHidden="0" w:name="index 1"/>
+    <w:lsdException w:unhideWhenUsed="0" w:uiPriority="0" w:semiHidden="0" w:name="index 2"/>
+    <w:lsdException w:unhideWhenUsed="0" w:uiPriority="0" w:semiHidden="0" w:name="index 3"/>
+    <w:lsdException w:unhideWhenUsed="0" w:uiPriority="0" w:semiHidden="0" w:name="index 4"/>
+    <w:lsdException w:unhideWhenUsed="0" w:uiPriority="0" w:semiHidden="0" w:name="index 5"/>
+    <w:lsdException w:unhideWhenUsed="0" w:uiPriority="0" w:semiHidden="0" w:name="index 6"/>
+    <w:lsdException w:unhideWhenUsed="0" w:uiPriority="0" w:semiHidden="0" w:name="index 7"/>
+    <w:lsdException w:unhideWhenUsed="0" w:uiPriority="0" w:semiHidden="0" w:name="index 8"/>
+    <w:lsdException w:unhideWhenUsed="0" w:uiPriority="0" w:semiHidden="0" w:name="index 9"/>
+    <w:lsdException w:unhideWhenUsed="0" w:uiPriority="0" w:semiHidden="0" w:name="toc 1"/>
+    <w:lsdException w:unhideWhenUsed="0" w:uiPriority="0" w:semiHidden="0" w:name="toc 2"/>
+    <w:lsdException w:unhideWhenUsed="0" w:uiPriority="0" w:semiHidden="0" w:name="toc 3"/>
+    <w:lsdException w:unhideWhenUsed="0" w:uiPriority="0" w:semiHidden="0" w:name="toc 4"/>
+    <w:lsdException w:unhideWhenUsed="0" w:uiPriority="0" w:semiHidden="0" w:name="toc 5"/>
+    <w:lsdException w:unhideWhenUsed="0" w:uiPriority="0" w:semiHidden="0" w:name="toc 6"/>
+    <w:lsdException w:unhideWhenUsed="0" w:uiPriority="0" w:semiHidden="0" w:name="toc 7"/>
+    <w:lsdException w:unhideWhenUsed="0" w:uiPriority="0" w:semiHidden="0" w:name="toc 8"/>
+    <w:lsdException w:unhideWhenUsed="0" w:uiPriority="0" w:semiHidden="0" w:name="toc 9"/>
+    <w:lsdException w:unhideWhenUsed="0" w:uiPriority="0" w:semiHidden="0" w:name="Normal Indent"/>
+    <w:lsdException w:uiPriority="99" w:name="footnote text"/>
+    <w:lsdException w:unhideWhenUsed="0" w:uiPriority="0" w:semiHidden="0" w:name="annotation text"/>
+    <w:lsdException w:unhideWhenUsed="0" w:uiPriority="0" w:semiHidden="0" w:name="header"/>
+    <w:lsdException w:unhideWhenUsed="0" w:uiPriority="0" w:semiHidden="0" w:name="footer"/>
+    <w:lsdException w:unhideWhenUsed="0" w:uiPriority="0" w:semiHidden="0" w:name="index heading"/>
+    <w:lsdException w:qFormat="1" w:uiPriority="0" w:name="caption"/>
+    <w:lsdException w:unhideWhenUsed="0" w:uiPriority="0" w:semiHidden="0" w:name="table of figures"/>
+    <w:lsdException w:unhideWhenUsed="0" w:uiPriority="0" w:semiHidden="0" w:name="envelope address"/>
+    <w:lsdException w:unhideWhenUsed="0" w:uiPriority="0" w:semiHidden="0" w:name="envelope return"/>
+    <w:lsdException w:uiPriority="99" w:name="footnote reference"/>
+    <w:lsdException w:unhideWhenUsed="0" w:uiPriority="0" w:semiHidden="0" w:name="annotation reference"/>
+    <w:lsdException w:unhideWhenUsed="0" w:uiPriority="0" w:semiHidden="0" w:name="line number"/>
+    <w:lsdException w:unhideWhenUsed="0" w:uiPriority="0" w:semiHidden="0" w:name="page number"/>
+    <w:lsdException w:qFormat="1" w:uiPriority="99" w:name="endnote reference"/>
+    <w:lsdException w:qFormat="1" w:uiPriority="99" w:name="endnote text"/>
+    <w:lsdException w:unhideWhenUsed="0" w:uiPriority="0" w:semiHidden="0" w:name="table of authorities"/>
+    <w:lsdException w:unhideWhenUsed="0" w:uiPriority="0" w:semiHidden="0" w:name="macro"/>
+    <w:lsdException w:unhideWhenUsed="0" w:uiPriority="0" w:semiHidden="0" w:name="toa heading"/>
+    <w:lsdException w:unhideWhenUsed="0" w:uiPriority="0" w:semiHidden="0" w:name="List"/>
+    <w:lsdException w:unhideWhenUsed="0" w:uiPriority="0" w:semiHidden="0" w:name="List Bullet"/>
+    <w:lsdException w:unhideWhenUsed="0" w:uiPriority="0" w:semiHidden="0" w:name="List Number"/>
+    <w:lsdException w:unhideWhenUsed="0" w:uiPriority="0" w:semiHidden="0" w:name="List 2"/>
+    <w:lsdException w:unhideWhenUsed="0" w:uiPriority="0" w:semiHidden="0" w:name="List 3"/>
+    <w:lsdException w:unhideWhenUsed="0" w:uiPriority="0" w:semiHidden="0" w:name="List 4"/>
+    <w:lsdException w:unhideWhenUsed="0" w:uiPriority="0" w:semiHidden="0" w:name="List 5"/>
+    <w:lsdException w:unhideWhenUsed="0" w:uiPriority="0" w:semiHidden="0" w:name="List Bullet 2"/>
+    <w:lsdException w:unhideWhenUsed="0" w:uiPriority="0" w:semiHidden="0" w:name="List Bullet 3"/>
+    <w:lsdException w:unhideWhenUsed="0" w:uiPriority="0" w:semiHidden="0" w:name="List Bullet 4"/>
+    <w:lsdException w:unhideWhenUsed="0" w:uiPriority="0" w:semiHidden="0" w:name="List Bullet 5"/>
+    <w:lsdException w:unhideWhenUsed="0" w:uiPriority="0" w:semiHidden="0" w:name="List Number 2"/>
+    <w:lsdException w:unhideWhenUsed="0" w:uiPriority="0" w:semiHidden="0" w:name="List Number 3"/>
+    <w:lsdException w:unhideWhenUsed="0" w:uiPriority="0" w:semiHidden="0" w:name="List Number 4"/>
+    <w:lsdException w:unhideWhenUsed="0" w:uiPriority="0" w:semiHidden="0" w:name="List Number 5"/>
+    <w:lsdException w:qFormat="1" w:unhideWhenUsed="0" w:uiPriority="0" w:semiHidden="0" w:name="Title"/>
+    <w:lsdException w:unhideWhenUsed="0" w:uiPriority="0" w:semiHidden="0" w:name="Closing"/>
+    <w:lsdException w:unhideWhenUsed="0" w:uiPriority="0" w:semiHidden="0" w:name="Signature"/>
+    <w:lsdException w:unhideWhenUsed="0" w:uiPriority="0" w:name="Default Paragraph Font"/>
+    <w:lsdException w:unhideWhenUsed="0" w:uiPriority="0" w:semiHidden="0" w:name="Body Text"/>
+    <w:lsdException w:unhideWhenUsed="0" w:uiPriority="0" w:semiHidden="0" w:name="Body Text Indent"/>
+    <w:lsdException w:unhideWhenUsed="0" w:uiPriority="0" w:semiHidden="0" w:name="List Continue"/>
+    <w:lsdException w:unhideWhenUsed="0" w:uiPriority="0" w:semiHidden="0" w:name="List Continue 2"/>
+    <w:lsdException w:unhideWhenUsed="0" w:uiPriority="0" w:semiHidden="0" w:name="List Continue 3"/>
+    <w:lsdException w:unhideWhenUsed="0" w:uiPriority="0" w:semiHidden="0" w:name="List Continue 4"/>
+    <w:lsdException w:unhideWhenUsed="0" w:uiPriority="0" w:semiHidden="0" w:name="List Continue 5"/>
+    <w:lsdException w:unhideWhenUsed="0" w:uiPriority="0" w:semiHidden="0" w:name="Message Header"/>
+    <w:lsdException w:qFormat="1" w:unhideWhenUsed="0" w:uiPriority="0" w:semiHidden="0" w:name="Subtitle"/>
+    <w:lsdException w:unhideWhenUsed="0" w:uiPriority="0" w:semiHidden="0" w:name="Salutation"/>
+    <w:lsdException w:unhideWhenUsed="0" w:uiPriority="0" w:semiHidden="0" w:name="Date"/>
+    <w:lsdException w:unhideWhenUsed="0" w:uiPriority="0" w:semiHidden="0" w:name="Body Text First Indent"/>
+    <w:lsdException w:unhideWhenUsed="0" w:uiPriority="0" w:semiHidden="0" w:name="Body Text First Indent 2"/>
+    <w:lsdException w:unhideWhenUsed="0" w:uiPriority="0" w:semiHidden="0" w:name="Note Heading"/>
+    <w:lsdException w:unhideWhenUsed="0" w:uiPriority="0" w:semiHidden="0" w:name="Body Text 2"/>
+    <w:lsdException w:unhideWhenUsed="0" w:uiPriority="0" w:semiHidden="0" w:name="Body Text 3"/>
+    <w:lsdException w:unhideWhenUsed="0" w:uiPriority="0" w:semiHidden="0" w:name="Body Text Indent 2"/>
+    <w:lsdException w:unhideWhenUsed="0" w:uiPriority="0" w:semiHidden="0" w:name="Body Text Indent 3"/>
+    <w:lsdException w:unhideWhenUsed="0" w:uiPriority="0" w:semiHidden="0" w:name="Block Text"/>
+    <w:lsdException w:qFormat="1" w:uiPriority="99" w:semiHidden="0" w:name="Hyperlink"/>
+    <w:lsdException w:unhideWhenUsed="0" w:uiPriority="0" w:semiHidden="0" w:name="FollowedHyperlink"/>
+    <w:lsdException w:qFormat="1" w:unhideWhenUsed="0" w:uiPriority="0" w:semiHidden="0" w:name="Strong"/>
+    <w:lsdException w:qFormat="1" w:unhideWhenUsed="0" w:uiPriority="0" w:semiHidden="0" w:name="Emphasis"/>
+    <w:lsdException w:unhideWhenUsed="0" w:uiPriority="0" w:semiHidden="0" w:name="Document Map"/>
+    <w:lsdException w:unhideWhenUsed="0" w:uiPriority="0" w:semiHidden="0" w:name="Plain Text"/>
+    <w:lsdException w:unhideWhenUsed="0" w:uiPriority="0" w:semiHidden="0" w:name="E-mail Signature"/>
+    <w:lsdException w:unhideWhenUsed="0" w:uiPriority="0" w:semiHidden="0" w:name="Normal (Web)"/>
+    <w:lsdException w:unhideWhenUsed="0" w:uiPriority="0" w:semiHidden="0" w:name="HTML Acronym"/>
+    <w:lsdException w:unhideWhenUsed="0" w:uiPriority="0" w:semiHidden="0" w:name="HTML Address"/>
+    <w:lsdException w:unhideWhenUsed="0" w:uiPriority="0" w:semiHidden="0" w:name="HTML Cite"/>
+    <w:lsdException w:unhideWhenUsed="0" w:uiPriority="0" w:semiHidden="0" w:name="HTML Code"/>
+    <w:lsdException w:unhideWhenUsed="0" w:uiPriority="0" w:semiHidden="0" w:name="HTML Definition"/>
+    <w:lsdException w:unhideWhenUsed="0" w:uiPriority="0" w:semiHidden="0" w:name="HTML Keyboard"/>
+    <w:lsdException w:unhideWhenUsed="0" w:uiPriority="0" w:semiHidden="0" w:name="HTML Preformatted"/>
+    <w:lsdException w:unhideWhenUsed="0" w:uiPriority="0" w:semiHidden="0" w:name="HTML Sample"/>
+    <w:lsdException w:unhideWhenUsed="0" w:uiPriority="0" w:semiHidden="0" w:name="HTML Typewriter"/>
+    <w:lsdException w:unhideWhenUsed="0" w:uiPriority="0" w:semiHidden="0" w:name="HTML Variable"/>
+    <w:lsdException w:unhideWhenUsed="0" w:uiPriority="0" w:name="Normal Table"/>
+    <w:lsdException w:unhideWhenUsed="0" w:uiPriority="0" w:semiHidden="0" w:name="annotation subject"/>
+    <w:lsdException w:unhideWhenUsed="0" w:uiPriority="0" w:semiHidden="0" w:name="Table Simple 1"/>
+    <w:lsdException w:unhideWhenUsed="0" w:uiPriority="0" w:semiHidden="0" w:name="Table Simple 2"/>
+    <w:lsdException w:unhideWhenUsed="0" w:uiPriority="0" w:semiHidden="0" w:name="Table Simple 3"/>
+    <w:lsdException w:unhideWhenUsed="0" w:uiPriority="0" w:semiHidden="0" w:name="Table Classic 1"/>
+    <w:lsdException w:unhideWhenUsed="0" w:uiPriority="0" w:semiHidden="0" w:name="Table Classic 2"/>
+    <w:lsdException w:unhideWhenUsed="0" w:uiPriority="0" w:semiHidden="0" w:name="Table Classic 3"/>
+    <w:lsdException w:unhideWhenUsed="0" w:uiPriority="0" w:semiHidden="0" w:name="Table Classic 4"/>
+    <w:lsdException w:unhideWhenUsed="0" w:uiPriority="0" w:semiHidden="0" w:name="Table Colorful 1"/>
+    <w:lsdException w:unhideWhenUsed="0" w:uiPriority="0" w:semiHidden="0" w:name="Table Colorful 2"/>
+    <w:lsdException w:unhideWhenUsed="0" w:uiPriority="0" w:semiHidden="0" w:name="Table Colorful 3"/>
+    <w:lsdException w:unhideWhenUsed="0" w:uiPriority="0" w:semiHidden="0" w:name="Table Columns 1"/>
+    <w:lsdException w:unhideWhenUsed="0" w:uiPriority="0" w:semiHidden="0" w:name="Table Columns 2"/>
+    <w:lsdException w:unhideWhenUsed="0" w:uiPriority="0" w:semiHidden="0" w:name="Table Columns 3"/>
+    <w:lsdException w:unhideWhenUsed="0" w:uiPriority="0" w:semiHidden="0" w:name="Table Columns 4"/>
+    <w:lsdException w:unhideWhenUsed="0" w:uiPriority="0" w:semiHidden="0" w:name="Table Columns 5"/>
+    <w:lsdException w:unhideWhenUsed="0" w:uiPriority="0" w:semiHidden="0" w:name="Table Grid 1"/>
+    <w:lsdException w:unhideWhenUsed="0" w:uiPriority="0" w:semiHidden="0" w:name="Table Grid 2"/>
+    <w:lsdException w:unhideWhenUsed="0" w:uiPriority="0" w:semiHidden="0" w:name="Table Grid 3"/>
+    <w:lsdException w:unhideWhenUsed="0" w:uiPriority="0" w:semiHidden="0" w:name="Table Grid 4"/>
+    <w:lsdException w:unhideWhenUsed="0" w:uiPriority="0" w:semiHidden="0" w:name="Table Grid 5"/>
+    <w:lsdException w:unhideWhenUsed="0" w:uiPriority="0" w:semiHidden="0" w:name="Table Grid 6"/>
+    <w:lsdException w:unhideWhenUsed="0" w:uiPriority="0" w:semiHidden="0" w:name="Table Grid 7"/>
+    <w:lsdException w:unhideWhenUsed="0" w:uiPriority="0" w:semiHidden="0" w:name="Table Grid 8"/>
+    <w:lsdException w:unhideWhenUsed="0" w:uiPriority="0" w:semiHidden="0" w:name="Table List 1"/>
+    <w:lsdException w:unhideWhenUsed="0" w:uiPriority="0" w:semiHidden="0" w:name="Table List 2"/>
+    <w:lsdException w:unhideWhenUsed="0" w:uiPriority="0" w:semiHidden="0" w:name="Table List 3"/>
+    <w:lsdException w:unhideWhenUsed="0" w:uiPriority="0" w:semiHidden="0" w:name="Table List 4"/>
+    <w:lsdException w:unhideWhenUsed="0" w:uiPriority="0" w:semiHidden="0" w:name="Table List 5"/>
+    <w:lsdException w:unhideWhenUsed="0" w:uiPriority="0" w:semiHidden="0" w:name="Table List 6"/>
+    <w:lsdException w:unhideWhenUsed="0" w:uiPriority="0" w:semiHidden="0" w:name="Table List 7"/>
+    <w:lsdException w:unhideWhenUsed="0" w:uiPriority="0" w:semiHidden="0" w:name="Table List 8"/>
+    <w:lsdException w:unhideWhenUsed="0" w:uiPriority="0" w:semiHidden="0" w:name="Table 3D effects 1"/>
+    <w:lsdException w:unhideWhenUsed="0" w:uiPriority="0" w:semiHidden="0" w:name="Table 3D effects 2"/>
+    <w:lsdException w:unhideWhenUsed="0" w:uiPriority="0" w:semiHidden="0" w:name="Table 3D effects 3"/>
+    <w:lsdException w:unhideWhenUsed="0" w:uiPriority="0" w:semiHidden="0" w:name="Table Contemporary"/>
+    <w:lsdException w:unhideWhenUsed="0" w:uiPriority="0" w:semiHidden="0" w:name="Table Elegant"/>
+    <w:lsdException w:unhideWhenUsed="0" w:uiPriority="0" w:semiHidden="0" w:name="Table Professional"/>
+    <w:lsdException w:unhideWhenUsed="0" w:uiPriority="0" w:semiHidden="0" w:name="Table Subtle 1"/>
+    <w:lsdException w:unhideWhenUsed="0" w:uiPriority="0" w:semiHidden="0" w:name="Table Subtle 2"/>
+    <w:lsdException w:unhideWhenUsed="0" w:uiPriority="0" w:semiHidden="0" w:name="Table Web 1"/>
+    <w:lsdException w:unhideWhenUsed="0" w:uiPriority="0" w:semiHidden="0" w:name="Table Web 2"/>
+    <w:lsdException w:unhideWhenUsed="0" w:uiPriority="0" w:semiHidden="0" w:name="Table Web 3"/>
+    <w:lsdException w:unhideWhenUsed="0" w:uiPriority="0" w:semiHidden="0" w:name="Balloon Text"/>
+    <w:lsdException w:unhideWhenUsed="0" w:uiPriority="0" w:semiHidden="0" w:name="Table Grid"/>
+    <w:lsdException w:unhideWhenUsed="0" w:uiPriority="0" w:semiHidden="0" w:name="Table Theme"/>
+    <w:lsdException w:unhideWhenUsed="0" w:uiPriority="60" w:semiHidden="0" w:name="Light Shading"/>
+    <w:lsdException w:unhideWhenUsed="0" w:uiPriority="61" w:semiHidden="0" w:name="Light List"/>
+    <w:lsdException w:unhideWhenUsed="0" w:uiPriority="62" w:semiHidden="0" w:name="Light Grid"/>
+    <w:lsdException w:unhideWhenUsed="0" w:uiPriority="63" w:semiHidden="0" w:name="Medium Shading 1"/>
+    <w:lsdException w:unhideWhenUsed="0" w:uiPriority="64" w:semiHidden="0" w:name="Medium Shading 2"/>
+    <w:lsdException w:unhideWhenUsed="0" w:uiPriority="65" w:semiHidden="0" w:name="Medium List 1"/>
+    <w:lsdException w:unhideWhenUsed="0" w:uiPriority="66" w:semiHidden="0" w:name="Medium List 2"/>
+    <w:lsdException w:unhideWhenUsed="0" w:uiPriority="67" w:semiHidden="0" w:name="Medium Grid 1"/>
+    <w:lsdException w:unhideWhenUsed="0" w:uiPriority="68" w:semiHidden="0" w:name="Medium Grid 2"/>
+    <w:lsdException w:unhideWhenUsed="0" w:uiPriority="69" w:semiHidden="0" w:name="Medium Grid 3"/>
+    <w:lsdException w:unhideWhenUsed="0" w:uiPriority="70" w:semiHidden="0" w:name="Dark List"/>
+    <w:lsdException w:unhideWhenUsed="0" w:uiPriority="71" w:semiHidden="0" w:name="Colorful Shading"/>
+    <w:lsdException w:unhideWhenUsed="0" w:uiPriority="72" w:semiHidden="0" w:name="Colorful List"/>
+    <w:lsdException w:unhideWhenUsed="0" w:uiPriority="73" w:semiHidden="0" w:name="Colorful Grid"/>
+    <w:lsdException w:unhideWhenUsed="0" w:uiPriority="60" w:semiHidden="0" w:name="Light Shading Accent 1"/>
+    <w:lsdException w:unhideWhenUsed="0" w:uiPriority="61" w:semiHidden="0" w:name="Light List Accent 1"/>
+    <w:lsdException w:unhideWhenUsed="0" w:uiPriority="62" w:semiHidden="0" w:name="Light Grid Accent 1"/>
+    <w:lsdException w:unhideWhenUsed="0" w:uiPriority="63" w:semiHidden="0" w:name="Medium Shading 1 Accent 1"/>
+    <w:lsdException w:unhideWhenUsed="0" w:uiPriority="64" w:semiHidden="0" w:name="Medium Shading 2 Accent 1"/>
+    <w:lsdException w:unhideWhenUsed="0" w:uiPriority="65" w:semiHidden="0" w:name="Medium List 1 Accent 1"/>
+    <w:lsdException w:qFormat="1" w:unhideWhenUsed="0" w:uiPriority="0" w:semiHidden="0" w:name="List Paragraph"/>
+    <w:lsdException w:unhideWhenUsed="0" w:uiPriority="66" w:semiHidden="0" w:name="Medium List 2 Accent 1"/>
+    <w:lsdException w:unhideWhenUsed="0" w:uiPriority="67" w:semiHidden="0" w:name="Medium Grid 1 Accent 1"/>
+    <w:lsdException w:unhideWhenUsed="0" w:uiPriority="68" w:semiHidden="0" w:name="Medium Grid 2 Accent 1"/>
+    <w:lsdException w:unhideWhenUsed="0" w:uiPriority="69" w:semiHidden="0" w:name="Medium Grid 3 Accent 1"/>
+    <w:lsdException w:unhideWhenUsed="0" w:uiPriority="70" w:semiHidden="0" w:name="Dark List Accent 1"/>
+    <w:lsdException w:unhideWhenUsed="0" w:uiPriority="71" w:semiHidden="0" w:name="Colorful Shading Accent 1"/>
+    <w:lsdException w:unhideWhenUsed="0" w:uiPriority="72" w:semiHidden="0" w:name="Colorful List Accent 1"/>
+    <w:lsdException w:unhideWhenUsed="0" w:uiPriority="73" w:semiHidden="0" w:name="Colorful Grid Accent 1"/>
+    <w:lsdException w:unhideWhenUsed="0" w:uiPriority="60" w:semiHidden="0" w:name="Light Shading Accent 2"/>
+    <w:lsdException w:unhideWhenUsed="0" w:uiPriority="61" w:semiHidden="0" w:name="Light List Accent 2"/>
+    <w:lsdException w:unhideWhenUsed="0" w:uiPriority="62" w:semiHidden="0" w:name="Light Grid Accent 2"/>
+    <w:lsdException w:unhideWhenUsed="0" w:uiPriority="63" w:semiHidden="0" w:name="Medium Shading 1 Accent 2"/>
+    <w:lsdException w:unhideWhenUsed="0" w:uiPriority="64" w:semiHidden="0" w:name="Medium Shading 2 Accent 2"/>
+    <w:lsdException w:unhideWhenUsed="0" w:uiPriority="65" w:semiHidden="0" w:name="Medium List 1 Accent 2"/>
+    <w:lsdException w:unhideWhenUsed="0" w:uiPriority="66" w:semiHidden="0" w:name="Medium List 2 Accent 2"/>
+    <w:lsdException w:unhideWhenUsed="0" w:uiPriority="67" w:semiHidden="0" w:name="Medium Grid 1 Accent 2"/>
+    <w:lsdException w:unhideWhenUsed="0" w:uiPriority="68" w:semiHidden="0" w:name="Medium Grid 2 Accent 2"/>
+    <w:lsdException w:unhideWhenUsed="0" w:uiPriority="69" w:semiHidden="0" w:name="Medium Grid 3 Accent 2"/>
+    <w:lsdException w:unhideWhenUsed="0" w:uiPriority="70" w:semiHidden="0" w:name="Dark List Accent 2"/>
+    <w:lsdException w:unhideWhenUsed="0" w:uiPriority="71" w:semiHidden="0" w:name="Colorful Shading Accent 2"/>
+    <w:lsdException w:unhideWhenUsed="0" w:uiPriority="72" w:semiHidden="0" w:name="Colorful List Accent 2"/>
+    <w:lsdException w:unhideWhenUsed="0" w:uiPriority="73" w:semiHidden="0" w:name="Colorful Grid Accent 2"/>
+    <w:lsdException w:unhideWhenUsed="0" w:uiPriority="60" w:semiHidden="0" w:name="Light Shading Accent 3"/>
+    <w:lsdException w:unhideWhenUsed="0" w:uiPriority="61" w:semiHidden="0" w:name="Light List Accent 3"/>
+    <w:lsdException w:unhideWhenUsed="0" w:uiPriority="62" w:semiHidden="0" w:name="Light Grid Accent 3"/>
+    <w:lsdException w:unhideWhenUsed="0" w:uiPriority="63" w:semiHidden="0" w:name="Medium Shading 1 Accent 3"/>
+    <w:lsdException w:unhideWhenUsed="0" w:uiPriority="64" w:semiHidden="0" w:name="Medium Shading 2 Accent 3"/>
+    <w:lsdException w:unhideWhenUsed="0" w:uiPriority="65" w:semiHidden="0" w:name="Medium List 1 Accent 3"/>
+    <w:lsdException w:unhideWhenUsed="0" w:uiPriority="66" w:semiHidden="0" w:name="Medium List 2 Accent 3"/>
+    <w:lsdException w:unhideWhenUsed="0" w:uiPriority="67" w:semiHidden="0" w:name="Medium Grid 1 Accent 3"/>
+    <w:lsdException w:unhideWhenUsed="0" w:uiPriority="68" w:semiHidden="0" w:name="Medium Grid 2 Accent 3"/>
+    <w:lsdException w:unhideWhenUsed="0" w:uiPriority="69" w:semiHidden="0" w:name="Medium Grid 3 Accent 3"/>
+    <w:lsdException w:unhideWhenUsed="0" w:uiPriority="70" w:semiHidden="0" w:name="Dark List Accent 3"/>
+    <w:lsdException w:unhideWhenUsed="0" w:uiPriority="71" w:semiHidden="0" w:name="Colorful Shading Accent 3"/>
+    <w:lsdException w:unhideWhenUsed="0" w:uiPriority="72" w:semiHidden="0" w:name="Colorful List Accent 3"/>
+    <w:lsdException w:unhideWhenUsed="0" w:uiPriority="73" w:semiHidden="0" w:name="Colorful Grid Accent 3"/>
+    <w:lsdException w:unhideWhenUsed="0" w:uiPriority="60" w:semiHidden="0" w:name="Light Shading Accent 4"/>
+    <w:lsdException w:unhideWhenUsed="0" w:uiPriority="61" w:semiHidden="0" w:name="Light List Accent 4"/>
+    <w:lsdException w:unhideWhenUsed="0" w:uiPriority="62" w:semiHidden="0" w:name="Light Grid Accent 4"/>
+    <w:lsdException w:unhideWhenUsed="0" w:uiPriority="63" w:semiHidden="0" w:name="Medium Shading 1 Accent 4"/>
+    <w:lsdException w:unhideWhenUsed="0" w:uiPriority="64" w:semiHidden="0" w:name="Medium Shading 2 Accent 4"/>
+    <w:lsdException w:unhideWhenUsed="0" w:uiPriority="65" w:semiHidden="0" w:name="Medium List 1 Accent 4"/>
+    <w:lsdException w:unhideWhenUsed="0" w:uiPriority="66" w:semiHidden="0" w:name="Medium List 2 Accent 4"/>
+    <w:lsdException w:unhideWhenUsed="0" w:uiPriority="67" w:semiHidden="0" w:name="Medium Grid 1 Accent 4"/>
+    <w:lsdException w:unhideWhenUsed="0" w:uiPriority="68" w:semiHidden="0" w:name="Medium Grid 2 Accent 4"/>
+    <w:lsdException w:unhideWhenUsed="0" w:uiPriority="69" w:semiHidden="0" w:name="Medium Grid 3 Accent 4"/>
+    <w:lsdException w:unhideWhenUsed="0" w:uiPriority="70" w:semiHidden="0" w:name="Dark List Accent 4"/>
+    <w:lsdException w:unhideWhenUsed="0" w:uiPriority="71" w:semiHidden="0" w:name="Colorful Shading Accent 4"/>
+    <w:lsdException w:unhideWhenUsed="0" w:uiPriority="72" w:semiHidden="0" w:name="Colorful List Accent 4"/>
+    <w:lsdException w:unhideWhenUsed="0" w:uiPriority="73" w:semiHidden="0" w:name="Colorful Grid Accent 4"/>
+    <w:lsdException w:unhideWhenUsed="0" w:uiPriority="60" w:semiHidden="0" w:name="Light Shading Accent 5"/>
+    <w:lsdException w:unhideWhenUsed="0" w:uiPriority="61" w:semiHidden="0" w:name="Light List Accent 5"/>
+    <w:lsdException w:unhideWhenUsed="0" w:uiPriority="62" w:semiHidden="0" w:name="Light Grid Accent 5"/>
+    <w:lsdException w:unhideWhenUsed="0" w:uiPriority="63" w:semiHidden="0" w:name="Medium Shading 1 Accent 5"/>
+    <w:lsdException w:unhideWhenUsed="0" w:uiPriority="64" w:semiHidden="0" w:name="Medium Shading 2 Accent 5"/>
+    <w:lsdException w:unhideWhenUsed="0" w:uiPriority="65" w:semiHidden="0" w:name="Medium List 1 Accent 5"/>
+    <w:lsdException w:unhideWhenUsed="0" w:uiPriority="66" w:semiHidden="0" w:name="Medium List 2 Accent 5"/>
+    <w:lsdException w:unhideWhenUsed="0" w:uiPriority="67" w:semiHidden="0" w:name="Medium Grid 1 Accent 5"/>
+    <w:lsdException w:unhideWhenUsed="0" w:uiPriority="68" w:semiHidden="0" w:name="Medium Grid 2 Accent 5"/>
+    <w:lsdException w:unhideWhenUsed="0" w:uiPriority="69" w:semiHidden="0" w:name="Medium Grid 3 Accent 5"/>
+    <w:lsdException w:unhideWhenUsed="0" w:uiPriority="70" w:semiHidden="0" w:name="Dark List Accent 5"/>
+    <w:lsdException w:unhideWhenUsed="0" w:uiPriority="71" w:semiHidden="0" w:name="Colorful Shading Accent 5"/>
+    <w:lsdException w:unhideWhenUsed="0" w:uiPriority="72" w:semiHidden="0" w:name="Colorful List Accent 5"/>
+    <w:lsdException w:unhideWhenUsed="0" w:uiPriority="73" w:semiHidden="0" w:name="Colorful Grid Accent 5"/>
+    <w:lsdException w:unhideWhenUsed="0" w:uiPriority="60" w:semiHidden="0" w:name="Light Shading Accent 6"/>
+    <w:lsdException w:unhideWhenUsed="0" w:uiPriority="61" w:semiHidden="0" w:name="Light List Accent 6"/>
+    <w:lsdException w:unhideWhenUsed="0" w:uiPriority="62" w:semiHidden="0" w:name="Light Grid Accent 6"/>
+    <w:lsdException w:unhideWhenUsed="0" w:uiPriority="63" w:semiHidden="0" w:name="Medium Shading 1 Accent 6"/>
+    <w:lsdException w:unhideWhenUsed="0" w:uiPriority="64" w:semiHidden="0" w:name="Medium Shading 2 Accent 6"/>
+    <w:lsdException w:unhideWhenUsed="0" w:uiPriority="65" w:semiHidden="0" w:name="Medium List 1 Accent 6"/>
+    <w:lsdException w:unhideWhenUsed="0" w:uiPriority="66" w:semiHidden="0" w:name="Medium List 2 Accent 6"/>
+    <w:lsdException w:unhideWhenUsed="0" w:uiPriority="67" w:semiHidden="0" w:name="Medium Grid 1 Accent 6"/>
+    <w:lsdException w:unhideWhenUsed="0" w:uiPriority="68" w:semiHidden="0" w:name="Medium Grid 2 Accent 6"/>
+    <w:lsdException w:unhideWhenUsed="0" w:uiPriority="69" w:semiHidden="0" w:name="Medium Grid 3 Accent 6"/>
+    <w:lsdException w:unhideWhenUsed="0" w:uiPriority="70" w:semiHidden="0" w:name="Dark List Accent 6"/>
+    <w:lsdException w:unhideWhenUsed="0" w:uiPriority="71" w:semiHidden="0" w:name="Colorful Shading Accent 6"/>
+    <w:lsdException w:unhideWhenUsed="0" w:uiPriority="72" w:semiHidden="0" w:name="Colorful List Accent 6"/>
+    <w:lsdException w:unhideWhenUsed="0" w:uiPriority="73" w:semiHidden="0" w:name="Colorful Grid Accent 6"/>
+  </w:latentStyles>
+  <w:style w:type="paragraph" w:default="1" w:styleId="1">
+    <w:name w:val="Normal"/>
     <w:qFormat/>
+    <w:uiPriority w:val="0"/>
     <w:rPr>
-      <w:sz w:val="56"/>
-      <w:szCs w:val="56"/>
+      <w:rFonts w:ascii="Calibri" w:hAnsi="Calibri" w:eastAsia="Calibri" w:cs="Calibri"/>
+      <w:sz w:val="22"/>
+      <w:szCs w:val="22"/>
     </w:rPr>
   </w:style>
-  <w:style w:type="paragraph" w:styleId="Heading1">
-    <w:name w:val="Heading 1"/>
-    <w:basedOn w:val="Normal"/>
-    <w:next w:val="Normal"/>
+  <w:style w:type="paragraph" w:styleId="2">
+    <w:name w:val="heading 1"/>
+    <w:next w:val="1"/>
     <w:qFormat/>
-    <w:rPr>
-      <w:color w:val="2E74B5"/>
-      <w:sz w:val="32"/>
-      <w:szCs w:val="32"/>
-    </w:rPr>
-  </w:style>
-  <w:style w:type="paragraph" w:styleId="Heading2">
-    <w:name w:val="Heading 2"/>
-    <w:basedOn w:val="Normal"/>
-    <w:next w:val="Normal"/>
-    <w:qFormat/>
-    <w:rPr>
-      <w:color w:val="2E74B5"/>
-      <w:sz w:val="26"/>
-      <w:szCs w:val="26"/>
-    </w:rPr>
-  </w:style>
-  <w:style w:type="paragraph" w:styleId="Heading3">
-    <w:name w:val="Heading 3"/>
-    <w:basedOn w:val="Normal"/>
-    <w:next w:val="Normal"/>
-    <w:qFormat/>
-    <w:rPr>
-      <w:color w:val="1F4D78"/>
-      <w:sz w:val="24"/>
-      <w:szCs w:val="24"/>
-    </w:rPr>
-  </w:style>
-  <w:style w:type="paragraph" w:styleId="Heading4">
-    <w:name w:val="Heading 4"/>
-    <w:basedOn w:val="Normal"/>
-    <w:next w:val="Normal"/>
-    <w:qFormat/>
-    <w:rPr>
-      <w:i/>
-      <w:iCs/>
-      <w:color w:val="2E74B5"/>
-    </w:rPr>
-  </w:style>
-  <w:style w:type="paragraph" w:styleId="Heading5">
-    <w:name w:val="Heading 5"/>
-    <w:basedOn w:val="Normal"/>
-    <w:next w:val="Normal"/>
-    <w:qFormat/>
-    <w:rPr>
-      <w:color w:val="2E74B5"/>
-    </w:rPr>
-  </w:style>
-  <w:style w:type="paragraph" w:styleId="Heading6">
-    <w:name w:val="Heading 6"/>
-    <w:basedOn w:val="Normal"/>
-    <w:next w:val="Normal"/>
-    <w:qFormat/>
-    <w:rPr>
-      <w:color w:val="1F4D78"/>
-    </w:rPr>
-  </w:style>
-  <w:style w:type="paragraph" w:styleId="Strong">
-    <w:name w:val="Strong"/>
-    <w:basedOn w:val="Normal"/>
-    <w:next w:val="Normal"/>
-    <w:qFormat/>
-    <w:rPr>
-      <w:b/>
-      <w:bCs/>
-    </w:rPr>
-  </w:style>
-  <w:style w:type="paragraph" w:styleId="ListParagraph">
-    <w:name w:val="List Paragraph"/>
-    <w:basedOn w:val="Normal"/>
-    <w:qFormat/>
-  </w:style>
-  <w:style w:type="character" w:styleId="Hyperlink">
-    <w:name w:val="Hyperlink"/>
-    <w:basedOn w:val="DefaultParagraphFont"/>
-    <w:uiPriority w:val="99"/>
-    <w:unhideWhenUsed/>
-    <w:rPr>
-      <w:color w:val="0563C1"/>
-      <w:u w:val="single"/>
-    </w:rPr>
-  </w:style>
-  <w:style w:type="character" w:styleId="FootnoteReference">
-    <w:name w:val="footnote reference"/>
-    <w:basedOn w:val="DefaultParagraphFont"/>
-    <w:uiPriority w:val="99"/>
-    <w:semiHidden/>
-    <w:unhideWhenUsed/>
-    <w:rPr>
-      <w:vertAlign w:val="superscript"/>
-    </w:rPr>
-  </w:style>
-  <w:style w:type="paragraph" w:styleId="FootnoteText">
-    <w:name w:val="footnote text"/>
-    <w:basedOn w:val="Normal"/>
-    <w:link w:val="FootnoteTextChar"/>
-    <w:uiPriority w:val="99"/>
-    <w:semiHidden/>
-    <w:unhideWhenUsed/>
+    <w:uiPriority w:val="0"/>
     <w:pPr>
-      <w:spacing w:after="0" w:line="240" w:lineRule="auto"/>
+      <w:spacing w:before="400" w:after="200"/>
     </w:pPr>
     <w:rPr>
-      <w:sz w:val="20"/>
-      <w:szCs w:val="20"/>
-    </w:rPr>
-  </w:style>
-  <w:style w:type="character" w:styleId="FootnoteTextChar">
-    <w:name w:val="Footnote Text Char"/>
-    <w:basedOn w:val="DefaultParagraphFont"/>
-    <w:link w:val="FootnoteText"/>
-    <w:uiPriority w:val="99"/>
-    <w:semiHidden/>
-    <w:unhideWhenUsed/>
-    <w:rPr>
-      <w:sz w:val="20"/>
-      <w:szCs w:val="20"/>
-    </w:rPr>
-  </w:style>
-  <w:style w:type="character" w:styleId="EndnoteReference">
-    <w:name w:val="endnote reference"/>
-    <w:basedOn w:val="DefaultParagraphFont"/>
-    <w:uiPriority w:val="99"/>
-    <w:semiHidden/>
-    <w:unhideWhenUsed/>
-    <w:rPr>
-      <w:vertAlign w:val="superscript"/>
-    </w:rPr>
-  </w:style>
-  <w:style w:type="paragraph" w:styleId="EndnoteText">
-    <w:name w:val="endnote text"/>
-    <w:basedOn w:val="Normal"/>
-    <w:link w:val="EndnoteTextChar"/>
-    <w:uiPriority w:val="99"/>
-    <w:semiHidden/>
-    <w:unhideWhenUsed/>
-    <w:pPr>
-      <w:spacing w:after="0" w:line="240" w:lineRule="auto"/>
-    </w:pPr>
-    <w:rPr>
-      <w:sz w:val="20"/>
-      <w:szCs w:val="20"/>
-    </w:rPr>
-  </w:style>
-  <w:style w:type="character" w:styleId="EndnoteTextChar">
-    <w:name w:val="Endnote Text Char"/>
-    <w:basedOn w:val="DefaultParagraphFont"/>
-    <w:link w:val="EndnoteText"/>
-    <w:uiPriority w:val="99"/>
-    <w:semiHidden/>
-    <w:unhideWhenUsed/>
-    <w:rPr>
-      <w:sz w:val="20"/>
-      <w:szCs w:val="20"/>
-    </w:rPr>
-  </w:style>
-  <w:style w:type="paragraph" w:styleId="Heading1">
-    <w:name w:val="Heading 1"/>
-    <w:basedOn w:val="Normal"/>
-    <w:next w:val="Normal"/>
-    <w:qFormat/>
-    <w:pPr>
-      <w:spacing w:after="200" w:before="400"/>
-    </w:pPr>
-    <w:rPr>
-      <w:rFonts w:ascii="Calibri" w:cs="Calibri" w:eastAsia="Calibri" w:hAnsi="Calibri"/>
+      <w:rFonts w:ascii="Calibri" w:hAnsi="Calibri" w:eastAsia="Calibri" w:cs="Calibri"/>
       <w:b/>
       <w:bCs/>
       <w:color w:val="1F3864"/>
@@ -1857,16 +3054,16 @@
       <w:szCs w:val="32"/>
     </w:rPr>
   </w:style>
-  <w:style w:type="paragraph" w:styleId="Heading2">
-    <w:name w:val="Heading 2"/>
-    <w:basedOn w:val="Normal"/>
-    <w:next w:val="Normal"/>
+  <w:style w:type="paragraph" w:styleId="3">
+    <w:name w:val="heading 2"/>
+    <w:next w:val="1"/>
     <w:qFormat/>
+    <w:uiPriority w:val="0"/>
     <w:pPr>
-      <w:spacing w:after="150" w:before="300"/>
+      <w:spacing w:before="300" w:after="150"/>
     </w:pPr>
     <w:rPr>
-      <w:rFonts w:ascii="Calibri" w:cs="Calibri" w:eastAsia="Calibri" w:hAnsi="Calibri"/>
+      <w:rFonts w:ascii="Calibri" w:hAnsi="Calibri" w:eastAsia="Calibri" w:cs="Calibri"/>
       <w:b/>
       <w:bCs/>
       <w:color w:val="0E7C7B"/>
@@ -1874,16 +3071,16 @@
       <w:szCs w:val="26"/>
     </w:rPr>
   </w:style>
-  <w:style w:type="paragraph" w:styleId="Heading3">
-    <w:name w:val="Heading 3"/>
-    <w:basedOn w:val="Normal"/>
-    <w:next w:val="Normal"/>
+  <w:style w:type="paragraph" w:styleId="4">
+    <w:name w:val="heading 3"/>
+    <w:next w:val="1"/>
     <w:qFormat/>
+    <w:uiPriority w:val="0"/>
     <w:pPr>
-      <w:spacing w:after="100" w:before="200"/>
+      <w:spacing w:before="200" w:after="100"/>
     </w:pPr>
     <w:rPr>
-      <w:rFonts w:ascii="Calibri" w:cs="Calibri" w:eastAsia="Calibri" w:hAnsi="Calibri"/>
+      <w:rFonts w:ascii="Calibri" w:hAnsi="Calibri" w:eastAsia="Calibri" w:cs="Calibri"/>
       <w:b/>
       <w:bCs/>
       <w:color w:val="333333"/>
@@ -1891,5 +3088,449 @@
       <w:szCs w:val="23"/>
     </w:rPr>
   </w:style>
+  <w:style w:type="paragraph" w:styleId="5">
+    <w:name w:val="heading 4"/>
+    <w:next w:val="1"/>
+    <w:qFormat/>
+    <w:uiPriority w:val="0"/>
+    <w:rPr>
+      <w:rFonts w:ascii="Calibri" w:hAnsi="Calibri" w:eastAsia="Calibri" w:cs="Calibri"/>
+      <w:i/>
+      <w:iCs/>
+      <w:color w:val="2E74B5"/>
+      <w:sz w:val="22"/>
+      <w:szCs w:val="22"/>
+    </w:rPr>
+  </w:style>
+  <w:style w:type="paragraph" w:styleId="6">
+    <w:name w:val="heading 5"/>
+    <w:next w:val="1"/>
+    <w:qFormat/>
+    <w:uiPriority w:val="0"/>
+    <w:rPr>
+      <w:rFonts w:ascii="Calibri" w:hAnsi="Calibri" w:eastAsia="Calibri" w:cs="Calibri"/>
+      <w:color w:val="2E74B5"/>
+      <w:sz w:val="22"/>
+      <w:szCs w:val="22"/>
+    </w:rPr>
+  </w:style>
+  <w:style w:type="paragraph" w:styleId="7">
+    <w:name w:val="heading 6"/>
+    <w:next w:val="1"/>
+    <w:qFormat/>
+    <w:uiPriority w:val="0"/>
+    <w:rPr>
+      <w:rFonts w:ascii="Calibri" w:hAnsi="Calibri" w:eastAsia="Calibri" w:cs="Calibri"/>
+      <w:color w:val="1F4D78"/>
+      <w:sz w:val="22"/>
+      <w:szCs w:val="22"/>
+    </w:rPr>
+  </w:style>
+  <w:style w:type="character" w:default="1" w:styleId="8">
+    <w:name w:val="Default Paragraph Font"/>
+    <w:semiHidden/>
+    <w:uiPriority w:val="0"/>
+  </w:style>
+  <w:style w:type="table" w:default="1" w:styleId="9">
+    <w:name w:val="Normal Table"/>
+    <w:semiHidden/>
+    <w:uiPriority w:val="0"/>
+    <w:tblPr>
+      <w:tblCellMar>
+        <w:top w:w="0" w:type="dxa"/>
+        <w:left w:w="108" w:type="dxa"/>
+        <w:bottom w:w="0" w:type="dxa"/>
+        <w:right w:w="108" w:type="dxa"/>
+      </w:tblCellMar>
+    </w:tblPr>
+  </w:style>
+  <w:style w:type="character" w:styleId="10">
+    <w:name w:val="endnote reference"/>
+    <w:semiHidden/>
+    <w:unhideWhenUsed/>
+    <w:qFormat/>
+    <w:uiPriority w:val="99"/>
+    <w:rPr>
+      <w:vertAlign w:val="superscript"/>
+    </w:rPr>
+  </w:style>
+  <w:style w:type="paragraph" w:styleId="11">
+    <w:name w:val="endnote text"/>
+    <w:link w:val="18"/>
+    <w:semiHidden/>
+    <w:unhideWhenUsed/>
+    <w:qFormat/>
+    <w:uiPriority w:val="99"/>
+    <w:pPr>
+      <w:spacing w:after="0" w:line="240" w:lineRule="auto"/>
+    </w:pPr>
+    <w:rPr>
+      <w:rFonts w:ascii="Calibri" w:hAnsi="Calibri" w:eastAsia="Calibri" w:cs="Calibri"/>
+      <w:sz w:val="20"/>
+      <w:szCs w:val="20"/>
+    </w:rPr>
+  </w:style>
+  <w:style w:type="character" w:styleId="12">
+    <w:name w:val="footnote reference"/>
+    <w:semiHidden/>
+    <w:unhideWhenUsed/>
+    <w:uiPriority w:val="99"/>
+    <w:rPr>
+      <w:vertAlign w:val="superscript"/>
+    </w:rPr>
+  </w:style>
+  <w:style w:type="paragraph" w:styleId="13">
+    <w:name w:val="footnote text"/>
+    <w:link w:val="17"/>
+    <w:semiHidden/>
+    <w:unhideWhenUsed/>
+    <w:uiPriority w:val="99"/>
+    <w:pPr>
+      <w:spacing w:after="0" w:line="240" w:lineRule="auto"/>
+    </w:pPr>
+    <w:rPr>
+      <w:rFonts w:ascii="Calibri" w:hAnsi="Calibri" w:eastAsia="Calibri" w:cs="Calibri"/>
+      <w:sz w:val="20"/>
+      <w:szCs w:val="20"/>
+    </w:rPr>
+  </w:style>
+  <w:style w:type="character" w:styleId="14">
+    <w:name w:val="Hyperlink"/>
+    <w:unhideWhenUsed/>
+    <w:qFormat/>
+    <w:uiPriority w:val="99"/>
+    <w:rPr>
+      <w:color w:val="0563C1"/>
+      <w:u w:val="single"/>
+    </w:rPr>
+  </w:style>
+  <w:style w:type="paragraph" w:styleId="15">
+    <w:name w:val="Title"/>
+    <w:qFormat/>
+    <w:uiPriority w:val="0"/>
+    <w:rPr>
+      <w:rFonts w:ascii="Calibri" w:hAnsi="Calibri" w:eastAsia="Calibri" w:cs="Calibri"/>
+      <w:sz w:val="56"/>
+      <w:szCs w:val="56"/>
+    </w:rPr>
+  </w:style>
+  <w:style w:type="paragraph" w:styleId="16">
+    <w:name w:val="List Paragraph"/>
+    <w:qFormat/>
+    <w:uiPriority w:val="0"/>
+    <w:rPr>
+      <w:rFonts w:ascii="Calibri" w:hAnsi="Calibri" w:eastAsia="Calibri" w:cs="Calibri"/>
+      <w:sz w:val="22"/>
+      <w:szCs w:val="22"/>
+    </w:rPr>
+  </w:style>
+  <w:style w:type="character" w:customStyle="1" w:styleId="17">
+    <w:name w:val="Footnote Text Char"/>
+    <w:link w:val="13"/>
+    <w:semiHidden/>
+    <w:unhideWhenUsed/>
+    <w:qFormat/>
+    <w:uiPriority w:val="99"/>
+    <w:rPr>
+      <w:sz w:val="20"/>
+      <w:szCs w:val="20"/>
+    </w:rPr>
+  </w:style>
+  <w:style w:type="character" w:customStyle="1" w:styleId="18">
+    <w:name w:val="Endnote Text Char"/>
+    <w:link w:val="11"/>
+    <w:semiHidden/>
+    <w:unhideWhenUsed/>
+    <w:qFormat/>
+    <w:uiPriority w:val="99"/>
+    <w:rPr>
+      <w:sz w:val="20"/>
+      <w:szCs w:val="20"/>
+    </w:rPr>
+  </w:style>
 </w:styles>
+</file>
+
+<file path=word/theme/theme1.xml><?xml version="1.0" encoding="utf-8"?>
+<a:theme xmlns:a="http://schemas.openxmlformats.org/drawingml/2006/main" name="Office">
+  <a:themeElements>
+    <a:clrScheme name="Office">
+      <a:dk1>
+        <a:sysClr val="windowText" lastClr="000000"/>
+      </a:dk1>
+      <a:lt1>
+        <a:sysClr val="window" lastClr="FFFFFF"/>
+      </a:lt1>
+      <a:dk2>
+        <a:srgbClr val="1F497D"/>
+      </a:dk2>
+      <a:lt2>
+        <a:srgbClr val="EEECE1"/>
+      </a:lt2>
+      <a:accent1>
+        <a:srgbClr val="4F81BD"/>
+      </a:accent1>
+      <a:accent2>
+        <a:srgbClr val="C0504D"/>
+      </a:accent2>
+      <a:accent3>
+        <a:srgbClr val="9BBB59"/>
+      </a:accent3>
+      <a:accent4>
+        <a:srgbClr val="8064A2"/>
+      </a:accent4>
+      <a:accent5>
+        <a:srgbClr val="4BACC6"/>
+      </a:accent5>
+      <a:accent6>
+        <a:srgbClr val="F79646"/>
+      </a:accent6>
+      <a:hlink>
+        <a:srgbClr val="0000FF"/>
+      </a:hlink>
+      <a:folHlink>
+        <a:srgbClr val="800080"/>
+      </a:folHlink>
+    </a:clrScheme>
+    <a:fontScheme name="Office">
+      <a:majorFont>
+        <a:latin typeface="Cambria"/>
+        <a:ea typeface=""/>
+        <a:cs typeface=""/>
+        <a:font script="Jpan" typeface="ＭＳ ゴシック"/>
+        <a:font script="Hang" typeface="맑은 고딕"/>
+        <a:font script="Hans" typeface="宋体"/>
+        <a:font script="Hant" typeface="新細明體"/>
+        <a:font script="Arab" typeface="Times New Roman"/>
+        <a:font script="Hebr" typeface="Times New Roman"/>
+        <a:font script="Thai" typeface="Angsana New"/>
+        <a:font script="Ethi" typeface="Nyala"/>
+        <a:font script="Beng" typeface="Vrinda"/>
+        <a:font script="Gujr" typeface="Shruti"/>
+        <a:font script="Khmr" typeface="MoolBoran"/>
+        <a:font script="Knda" typeface="Tunga"/>
+        <a:font script="Guru" typeface="Raavi"/>
+        <a:font script="Cans" typeface="Euphemia"/>
+        <a:font script="Cher" typeface="Plantagenet Cherokee"/>
+        <a:font script="Yiii" typeface="Microsoft Yi Baiti"/>
+        <a:font script="Tibt" typeface="Microsoft Himalaya"/>
+        <a:font script="Thaa" typeface="MV Boli"/>
+        <a:font script="Deva" typeface="Mangal"/>
+        <a:font script="Telu" typeface="Gautami"/>
+        <a:font script="Taml" typeface="Latha"/>
+        <a:font script="Syrc" typeface="Estrangelo Edessa"/>
+        <a:font script="Orya" typeface="Kalinga"/>
+        <a:font script="Mlym" typeface="Kartika"/>
+        <a:font script="Laoo" typeface="DokChampa"/>
+        <a:font script="Sinh" typeface="Iskoola Pota"/>
+        <a:font script="Mong" typeface="Mongolian Baiti"/>
+        <a:font script="Viet" typeface="Times New Roman"/>
+        <a:font script="Uigh" typeface="Microsoft Uighur"/>
+        <a:font script="Geor" typeface="Sylfaen"/>
+      </a:majorFont>
+      <a:minorFont>
+        <a:latin typeface="Calibri"/>
+        <a:ea typeface=""/>
+        <a:cs typeface=""/>
+        <a:font script="Jpan" typeface="ＭＳ 明朝"/>
+        <a:font script="Hang" typeface="맑은 고딕"/>
+        <a:font script="Hans" typeface="宋体"/>
+        <a:font script="Hant" typeface="新細明體"/>
+        <a:font script="Arab" typeface="Arial"/>
+        <a:font script="Hebr" typeface="Arial"/>
+        <a:font script="Thai" typeface="Cordia New"/>
+        <a:font script="Ethi" typeface="Nyala"/>
+        <a:font script="Beng" typeface="Vrinda"/>
+        <a:font script="Gujr" typeface="Shruti"/>
+        <a:font script="Khmr" typeface="DaunPenh"/>
+        <a:font script="Knda" typeface="Tunga"/>
+        <a:font script="Guru" typeface="Raavi"/>
+        <a:font script="Cans" typeface="Euphemia"/>
+        <a:font script="Cher" typeface="Plantagenet Cherokee"/>
+        <a:font script="Yiii" typeface="Microsoft Yi Baiti"/>
+        <a:font script="Tibt" typeface="Microsoft Himalaya"/>
+        <a:font script="Thaa" typeface="MV Boli"/>
+        <a:font script="Deva" typeface="Mangal"/>
+        <a:font script="Telu" typeface="Gautami"/>
+        <a:font script="Taml" typeface="Latha"/>
+        <a:font script="Syrc" typeface="Estrangelo Edessa"/>
+        <a:font script="Orya" typeface="Kalinga"/>
+        <a:font script="Mlym" typeface="Kartika"/>
+        <a:font script="Laoo" typeface="DokChampa"/>
+        <a:font script="Sinh" typeface="Iskoola Pota"/>
+        <a:font script="Mong" typeface="Mongolian Baiti"/>
+        <a:font script="Viet" typeface="Arial"/>
+        <a:font script="Uigh" typeface="Microsoft Uighur"/>
+        <a:font script="Geor" typeface="Sylfaen"/>
+      </a:minorFont>
+    </a:fontScheme>
+    <a:fmtScheme name="Office">
+      <a:fillStyleLst>
+        <a:solidFill>
+          <a:schemeClr val="phClr"/>
+        </a:solidFill>
+        <a:gradFill rotWithShape="1">
+          <a:gsLst>
+            <a:gs pos="0">
+              <a:schemeClr val="phClr">
+                <a:tint val="50000"/>
+                <a:satMod val="300000"/>
+              </a:schemeClr>
+            </a:gs>
+            <a:gs pos="35000">
+              <a:schemeClr val="phClr">
+                <a:tint val="37000"/>
+                <a:satMod val="300000"/>
+              </a:schemeClr>
+            </a:gs>
+            <a:gs pos="100000">
+              <a:schemeClr val="phClr">
+                <a:tint val="15000"/>
+                <a:satMod val="350000"/>
+              </a:schemeClr>
+            </a:gs>
+          </a:gsLst>
+          <a:lin ang="16200000" scaled="1"/>
+        </a:gradFill>
+        <a:gradFill rotWithShape="1">
+          <a:gsLst>
+            <a:gs pos="0">
+              <a:schemeClr val="phClr">
+                <a:shade val="51000"/>
+                <a:satMod val="130000"/>
+              </a:schemeClr>
+            </a:gs>
+            <a:gs pos="80000">
+              <a:schemeClr val="phClr">
+                <a:shade val="93000"/>
+                <a:satMod val="130000"/>
+              </a:schemeClr>
+            </a:gs>
+            <a:gs pos="100000">
+              <a:schemeClr val="phClr">
+                <a:shade val="94000"/>
+                <a:satMod val="135000"/>
+              </a:schemeClr>
+            </a:gs>
+          </a:gsLst>
+          <a:lin ang="16200000" scaled="0"/>
+        </a:gradFill>
+      </a:fillStyleLst>
+      <a:lnStyleLst>
+        <a:ln w="9525" cap="flat" cmpd="sng" algn="ctr">
+          <a:solidFill>
+            <a:schemeClr val="phClr">
+              <a:shade val="95000"/>
+              <a:satMod val="105000"/>
+            </a:schemeClr>
+          </a:solidFill>
+          <a:prstDash val="solid"/>
+        </a:ln>
+        <a:ln w="25400" cap="flat" cmpd="sng" algn="ctr">
+          <a:solidFill>
+            <a:schemeClr val="phClr"/>
+          </a:solidFill>
+          <a:prstDash val="solid"/>
+        </a:ln>
+        <a:ln w="38100" cap="flat" cmpd="sng" algn="ctr">
+          <a:solidFill>
+            <a:schemeClr val="phClr"/>
+          </a:solidFill>
+          <a:prstDash val="solid"/>
+        </a:ln>
+      </a:lnStyleLst>
+      <a:effectStyleLst>
+        <a:effectStyle>
+          <a:effectLst>
+            <a:outerShdw blurRad="40000" dist="20000" dir="5400000" rotWithShape="0">
+              <a:srgbClr val="000000">
+                <a:alpha val="38000"/>
+              </a:srgbClr>
+            </a:outerShdw>
+          </a:effectLst>
+        </a:effectStyle>
+        <a:effectStyle>
+          <a:effectLst>
+            <a:outerShdw blurRad="40000" dist="23000" dir="5400000" rotWithShape="0">
+              <a:srgbClr val="000000">
+                <a:alpha val="35000"/>
+              </a:srgbClr>
+            </a:outerShdw>
+          </a:effectLst>
+        </a:effectStyle>
+        <a:effectStyle>
+          <a:effectLst>
+            <a:outerShdw blurRad="40000" dist="23000" dir="5400000" rotWithShape="0">
+              <a:srgbClr val="000000">
+                <a:alpha val="35000"/>
+              </a:srgbClr>
+            </a:outerShdw>
+          </a:effectLst>
+          <a:scene3d>
+            <a:camera prst="orthographicFront">
+              <a:rot lat="0" lon="0" rev="0"/>
+            </a:camera>
+            <a:lightRig rig="threePt" dir="t">
+              <a:rot lat="0" lon="0" rev="1200000"/>
+            </a:lightRig>
+          </a:scene3d>
+          <a:sp3d>
+            <a:bevelT w="63500" h="25400"/>
+          </a:sp3d>
+        </a:effectStyle>
+      </a:effectStyleLst>
+      <a:bgFillStyleLst>
+        <a:solidFill>
+          <a:schemeClr val="phClr"/>
+        </a:solidFill>
+        <a:gradFill rotWithShape="1">
+          <a:gsLst>
+            <a:gs pos="0">
+              <a:schemeClr val="phClr">
+                <a:tint val="40000"/>
+                <a:satMod val="350000"/>
+              </a:schemeClr>
+            </a:gs>
+            <a:gs pos="40000">
+              <a:schemeClr val="phClr">
+                <a:tint val="45000"/>
+                <a:satMod val="350000"/>
+                <a:shade val="99000"/>
+              </a:schemeClr>
+            </a:gs>
+            <a:gs pos="100000">
+              <a:schemeClr val="phClr">
+                <a:shade val="20000"/>
+                <a:satMod val="255000"/>
+              </a:schemeClr>
+            </a:gs>
+          </a:gsLst>
+          <a:path path="circle">
+            <a:fillToRect l="50000" t="-80000" r="50000" b="180000"/>
+          </a:path>
+        </a:gradFill>
+        <a:gradFill rotWithShape="1">
+          <a:gsLst>
+            <a:gs pos="0">
+              <a:schemeClr val="phClr">
+                <a:tint val="80000"/>
+                <a:satMod val="300000"/>
+              </a:schemeClr>
+            </a:gs>
+            <a:gs pos="100000">
+              <a:schemeClr val="phClr">
+                <a:shade val="30000"/>
+                <a:satMod val="200000"/>
+              </a:schemeClr>
+            </a:gs>
+          </a:gsLst>
+          <a:path path="circle">
+            <a:fillToRect l="50000" t="50000" r="50000" b="50000"/>
+          </a:path>
+        </a:gradFill>
+      </a:bgFillStyleLst>
+    </a:fmtScheme>
+  </a:themeElements>
+  <a:objectDefaults/>
+</a:theme>
 </file>
--- a/FlowDesk_Marketing_Strategy.docx
+++ b/FlowDesk_Marketing_Strategy.docx
@@ -587,6 +587,52 @@
     </w:tbl>
     <w:p>
       <w:pPr>
+        <w:spacing w:after="200" w:before="100"/>
+        <w:jc w:val="center"/>
+      </w:pPr>
+      <w:r>
+        <w:drawing>
+          <wp:inline distT="0" distB="0" distL="0" distR="0">
+            <wp:extent cx="5334000" cy="3295650"/>
+            <wp:effectExtent t="0" r="0" b="0" l="0"/>
+            <wp:docPr id="1" name="" descr="" title=""/>
+            <wp:cNvGraphicFramePr>
+              <a:graphicFrameLocks xmlns:a="http://schemas.openxmlformats.org/drawingml/2006/main" noChangeAspect="1"/>
+            </wp:cNvGraphicFramePr>
+            <a:graphic xmlns:a="http://schemas.openxmlformats.org/drawingml/2006/main">
+              <a:graphicData uri="http://schemas.openxmlformats.org/drawingml/2006/picture">
+                <pic:pic xmlns:pic="http://schemas.openxmlformats.org/drawingml/2006/picture">
+                  <pic:nvPicPr>
+                    <pic:cNvPr id="0" name="" descr=""/>
+                    <pic:cNvPicPr>
+                      <a:picLocks noChangeAspect="1" noChangeArrowheads="1"/>
+                    </pic:cNvPicPr>
+                  </pic:nvPicPr>
+                  <pic:blipFill>
+                    <a:blip r:embed="rId7" cstate="none"/>
+                    <a:srcRect/>
+                    <a:stretch>
+                      <a:fillRect/>
+                    </a:stretch>
+                  </pic:blipFill>
+                  <pic:spPr bwMode="auto">
+                    <a:xfrm>
+                      <a:off x="0" y="0"/>
+                      <a:ext cx="5334000" cy="3295650"/>
+                    </a:xfrm>
+                    <a:prstGeom prst="rect">
+                      <a:avLst/>
+                    </a:prstGeom>
+                  </pic:spPr>
+                </pic:pic>
+              </a:graphicData>
+            </a:graphic>
+          </wp:inline>
+        </w:drawing>
+      </w:r>
+    </w:p>
+    <w:p>
+      <w:pPr>
         <w:pStyle w:val="Heading1"/>
       </w:pPr>
       <w:r>
@@ -941,6 +987,52 @@
       </w:r>
       <w:r>
         <w:t xml:space="preserve">MOFU — enters via comparison content and client-reporting case studies</w:t>
+      </w:r>
+    </w:p>
+    <w:p>
+      <w:pPr>
+        <w:spacing w:after="200" w:before="100"/>
+        <w:jc w:val="center"/>
+      </w:pPr>
+      <w:r>
+        <w:drawing>
+          <wp:inline distT="0" distB="0" distL="0" distR="0">
+            <wp:extent cx="5334000" cy="1800225"/>
+            <wp:effectExtent t="0" r="0" b="0" l="0"/>
+            <wp:docPr id="1" name="" descr="" title=""/>
+            <wp:cNvGraphicFramePr>
+              <a:graphicFrameLocks xmlns:a="http://schemas.openxmlformats.org/drawingml/2006/main" noChangeAspect="1"/>
+            </wp:cNvGraphicFramePr>
+            <a:graphic xmlns:a="http://schemas.openxmlformats.org/drawingml/2006/main">
+              <a:graphicData uri="http://schemas.openxmlformats.org/drawingml/2006/picture">
+                <pic:pic xmlns:pic="http://schemas.openxmlformats.org/drawingml/2006/picture">
+                  <pic:nvPicPr>
+                    <pic:cNvPr id="0" name="" descr=""/>
+                    <pic:cNvPicPr>
+                      <a:picLocks noChangeAspect="1" noChangeArrowheads="1"/>
+                    </pic:cNvPicPr>
+                  </pic:nvPicPr>
+                  <pic:blipFill>
+                    <a:blip r:embed="rId8" cstate="none"/>
+                    <a:srcRect/>
+                    <a:stretch>
+                      <a:fillRect/>
+                    </a:stretch>
+                  </pic:blipFill>
+                  <pic:spPr bwMode="auto">
+                    <a:xfrm>
+                      <a:off x="0" y="0"/>
+                      <a:ext cx="5334000" cy="1800225"/>
+                    </a:xfrm>
+                    <a:prstGeom prst="rect">
+                      <a:avLst/>
+                    </a:prstGeom>
+                  </pic:spPr>
+                </pic:pic>
+              </a:graphicData>
+            </a:graphic>
+          </wp:inline>
+        </w:drawing>
       </w:r>
     </w:p>
     <w:p>
@@ -1246,6 +1338,52 @@
         </w:tc>
       </w:tr>
     </w:tbl>
+    <w:p>
+      <w:pPr>
+        <w:spacing w:after="200" w:before="100"/>
+        <w:jc w:val="center"/>
+      </w:pPr>
+      <w:r>
+        <w:drawing>
+          <wp:inline distT="0" distB="0" distL="0" distR="0">
+            <wp:extent cx="5334000" cy="2352675"/>
+            <wp:effectExtent t="0" r="0" b="0" l="0"/>
+            <wp:docPr id="1" name="" descr="" title=""/>
+            <wp:cNvGraphicFramePr>
+              <a:graphicFrameLocks xmlns:a="http://schemas.openxmlformats.org/drawingml/2006/main" noChangeAspect="1"/>
+            </wp:cNvGraphicFramePr>
+            <a:graphic xmlns:a="http://schemas.openxmlformats.org/drawingml/2006/main">
+              <a:graphicData uri="http://schemas.openxmlformats.org/drawingml/2006/picture">
+                <pic:pic xmlns:pic="http://schemas.openxmlformats.org/drawingml/2006/picture">
+                  <pic:nvPicPr>
+                    <pic:cNvPr id="0" name="" descr=""/>
+                    <pic:cNvPicPr>
+                      <a:picLocks noChangeAspect="1" noChangeArrowheads="1"/>
+                    </pic:cNvPicPr>
+                  </pic:nvPicPr>
+                  <pic:blipFill>
+                    <a:blip r:embed="rId9" cstate="none"/>
+                    <a:srcRect/>
+                    <a:stretch>
+                      <a:fillRect/>
+                    </a:stretch>
+                  </pic:blipFill>
+                  <pic:spPr bwMode="auto">
+                    <a:xfrm>
+                      <a:off x="0" y="0"/>
+                      <a:ext cx="5334000" cy="2352675"/>
+                    </a:xfrm>
+                    <a:prstGeom prst="rect">
+                      <a:avLst/>
+                    </a:prstGeom>
+                  </pic:spPr>
+                </pic:pic>
+              </a:graphicData>
+            </a:graphic>
+          </wp:inline>
+        </w:drawing>
+      </w:r>
+    </w:p>
     <w:p>
       <w:pPr>
         <w:pStyle w:val="Heading1"/>
